--- a/SS2 Report.docx
+++ b/SS2 Report.docx
@@ -47,7 +47,7 @@
           <w:sz w:val="24"/>
           <w:szCs w:val="24"/>
         </w:rPr>
-        <w:t xml:space="preserve">SS2 Technical Report</w:t>
+        <w:t xml:space="preserve">Special Subject Report</w:t>
       </w:r>
     </w:p>
     <w:p>
@@ -131,7 +131,7 @@
           <w:sz w:val="22"/>
           <w:szCs w:val="22"/>
         </w:rPr>
-        <w:t xml:space="preserve">We evaluate both methods on two scenarios that differ in scale rather than in dynamics. Scenario 1 is small (5 sensors, 6 targets, 3×3 grid) and is run for five random seeds per algorithm, giving us mean-and-standard-deviation curves we can read confidently. Scenario 2 is large (50 sensors, 60 targets, 10×10 grid) and is run for a single seed per algorithm because the per-run cost is roughly an order of magnitude higher. Two non-learning baselines accompany every plot: a uniform-random heading policy and a centralised greedy policy that solves a Hungarian assignment of sensors to targets at every step using full state information.</w:t>
+        <w:t xml:space="preserve">We evaluate both methods on two scenarios that differ in scale rather than in dynamics. Scenario 1 is small (5 sensors, 6 targets, 3×3 grid) and is run for five random seeds per algorithm, giving us mean-and-standard-deviation curves we can read confidently. Scenario 2 is large (50 sensors, 60 targets, 10×10 grid) and is run for a single seed per algorithm because the per-run cost is roughly an order of magnitude higher in compute. Two non-learning baselines accompany every plot: a uniform-random heading policy and a centralised greedy policy that solves a Hungarian assignment of sensors to targets at every step using full state information.</w:t>
       </w:r>
     </w:p>
     <w:p>
@@ -167,7 +167,7 @@
           <w:sz w:val="22"/>
           <w:szCs w:val="22"/>
         </w:rPr>
-        <w:t xml:space="preserve">On Scenario 2 only HiT-MAC has been trained at the time of writing; it plateaus at ~60% coverage, only marginally above the 56% random baseline and 20 percentage points below the 80% greedy oracle, indicating that scaling DSN coordination from 5 to 50 agents is a substantively harder problem rather than a quantitative shift. We additionally document an A3C shared-memory race condition that caused one of the five HiT-MAC seeds (seed 4) on Scenario 1 to collapse below random performance after ~12,500 episodes, inflating the naïve five-seed standard deviation from ~0.9% to 20.6%; we report both numbers, suggest the standard mitigations (entropy regularisation, gradient clipping, or A2C-style synchronous updates), and treat the missing NA²Q Scenario-2 run plus this stability gap as the obvious next steps.</w:t>
+        <w:t xml:space="preserve">On Scenario 2 the order reverses. NA²Q peaks at 65.4% smoothed coverage with a final-500 mean of 63.3%, while HiT-MAC plateaus at 60.7% (final-500 mean 59.7%) — a roughly 5-point gap in NA²Q’s favour. Both methods are still well below the 80% greedy oracle and only modestly above the 56% random baseline, so the 50-agent setting remains a substantially harder coordination problem than the 5-agent one, but the cross-method ranking flips: the value-decomposition approach scales better to fifty agents than the hierarchical actor-critic approach in this configuration. Both runs completed in roughly 90 minutes of GPU time. We additionally document an A3C shared-memory race condition that caused one of the five HiT-MAC seeds (seed 4) on Scenario 1 to collapse below random performance after ~12,500 episodes, inflating the naïve five-seed standard deviation from ~0.9% to 20.6%; we report both numbers and suggest the standard mitigations (entropy regularisation, gradient clipping, or A2C-style synchronous updates).</w:t>
       </w:r>
     </w:p>
     <w:p>
@@ -237,7 +237,7 @@
           <w:sz w:val="22"/>
           <w:szCs w:val="22"/>
         </w:rPr>
-        <w:t xml:space="preserve">This report fills that gap on a single, shared environment. We train both algorithms on the same observation/action interface, with the same reward function and the same baselines (uniform-random heading and greedy Hungarian assignment), and report learning curves, final coverage, sample efficiency, and stability. The contributions are: (i) a controlled side-by-side comparison of NA²Q (Liu et al., 2023) and HiT-MAC (Xu et al., 2020) on a small (5/6) and a large (50/60) DSN scenario; (ii) a documented A3C (Mnih et al., 2016) training collapse and a discussion of its impact on multi-seed evaluation; and (iii) a clear statement of what remains unanswered — most notably NA²Q on the 50-agent scenario, which has not yet been trained.</w:t>
+        <w:t xml:space="preserve">This report fills that gap on a single, shared environment. We train both algorithms on Scenario 1 (5 sensors, 6 targets) and Scenario 2 (50 sensors, 60 targets) using the same observation/action interface, the same reward function, and the same baselines (uniform-random heading and greedy Hungarian assignment), and report learning curves, final coverage, sample efficiency, and stability. The contributions are: (i) a controlled side-by-side comparison of NA²Q (Liu et al., 2023) and HiT-MAC (Xu et al., 2020) on a small (5/6) and a large (50/60) DSN scenario; (ii) the observation that the cross-method ranking flips between the two scales — the two methods tie at the peak on Scenario 1, and NA²Q pulls ahead by ~5 percentage points on Scenario 2; and (iii) a documented A3C (Mnih et al., 2016) training collapse and a discussion of its impact on multi-seed evaluation.</w:t>
       </w:r>
     </w:p>
     <w:p>
@@ -364,16 +364,24 @@
     </w:p>
     <w:p>
       <w:pPr>
-        <w:spacing w:after="140" w:before="140"/>
+        <w:spacing w:after="100" w:before="100"/>
         <w:jc w:val="center"/>
       </w:pPr>
       <w:r>
         <w:rPr>
           <w:rFonts w:ascii="Cambria Math" w:cs="Cambria Math" w:eastAsia="Cambria Math" w:hAnsi="Cambria Math"/>
-          <w:sz w:val="24"/>
-          <w:szCs w:val="24"/>
-        </w:rPr>
-        <w:t xml:space="preserve">a_i ∈ { −Δφ , 0 , +Δφ } ,    Δφ = 5°</w:t>
+          <w:sz w:val="20"/>
+          <w:szCs w:val="20"/>
+        </w:rPr>
+        <w:t xml:space="preserve">a_i ∈ { −Δφ , 0 , +Δφ } ,    Δφ = 5°   </w:t>
+      </w:r>
+      <w:r>
+        <w:rPr>
+          <w:rFonts w:ascii="Times New Roman" w:cs="Times New Roman" w:eastAsia="Times New Roman" w:hAnsi="Times New Roman"/>
+          <w:sz w:val="20"/>
+          <w:szCs w:val="20"/>
+        </w:rPr>
+        <w:t xml:space="preserve">(1)</w:t>
       </w:r>
     </w:p>
     <w:p>
@@ -396,16 +404,24 @@
     </w:p>
     <w:p>
       <w:pPr>
-        <w:spacing w:after="140" w:before="140"/>
+        <w:spacing w:after="100" w:before="100"/>
         <w:jc w:val="center"/>
       </w:pPr>
       <w:r>
         <w:rPr>
           <w:rFonts w:ascii="Cambria Math" w:cs="Cambria Math" w:eastAsia="Cambria Math" w:hAnsi="Cambria Math"/>
-          <w:sz w:val="24"/>
-          <w:szCs w:val="24"/>
-        </w:rPr>
-        <w:t xml:space="preserve">c_j(s)  =  𝟙[ ∃ i  s.t.  T_j ∈ cone(S_i) ]</w:t>
+          <w:sz w:val="20"/>
+          <w:szCs w:val="20"/>
+        </w:rPr>
+        <w:t xml:space="preserve">c_j(s)  =  𝟙[ ∃ i  s.t.  T_j ∈ cone(S_i) ]   </w:t>
+      </w:r>
+      <w:r>
+        <w:rPr>
+          <w:rFonts w:ascii="Times New Roman" w:cs="Times New Roman" w:eastAsia="Times New Roman" w:hAnsi="Times New Roman"/>
+          <w:sz w:val="20"/>
+          <w:szCs w:val="20"/>
+        </w:rPr>
+        <w:t xml:space="preserve">(2)</w:t>
       </w:r>
     </w:p>
     <w:p>
@@ -428,16 +444,24 @@
     </w:p>
     <w:p>
       <w:pPr>
-        <w:spacing w:after="140" w:before="140"/>
+        <w:spacing w:after="100" w:before="100"/>
         <w:jc w:val="center"/>
       </w:pPr>
       <w:r>
         <w:rPr>
           <w:rFonts w:ascii="Cambria Math" w:cs="Cambria Math" w:eastAsia="Cambria Math" w:hAnsi="Cambria Math"/>
-          <w:sz w:val="24"/>
-          <w:szCs w:val="24"/>
-        </w:rPr>
-        <w:t xml:space="preserve">r_t  =  (1 / M) · Σ_j  c_j(s_t)   +   λ · Σ_j  c_j(s_t) · cos(θ_ij)</w:t>
+          <w:sz w:val="20"/>
+          <w:szCs w:val="20"/>
+        </w:rPr>
+        <w:t xml:space="preserve">r_t  =  (1 / M) · Σ_j  c_j(s_t)   +   λ · Σ_j  c_j(s_t) · cos(θ_ij)   </w:t>
+      </w:r>
+      <w:r>
+        <w:rPr>
+          <w:rFonts w:ascii="Times New Roman" w:cs="Times New Roman" w:eastAsia="Times New Roman" w:hAnsi="Times New Roman"/>
+          <w:sz w:val="20"/>
+          <w:szCs w:val="20"/>
+        </w:rPr>
+        <w:t xml:space="preserve">(3)</w:t>
       </w:r>
     </w:p>
     <w:p>
@@ -456,6 +480,179 @@
           <w:szCs w:val="22"/>
         </w:rPr>
         <w:t xml:space="preserve">where θ_ij is the angle between the heading of the sensor that covers target j and the line from that sensor to the target, and λ is a small positive shaping coefficient. The geometry is illustrated in Figure 3 below.</w:t>
+      </w:r>
+    </w:p>
+    <w:p>
+      <w:pPr>
+        <w:spacing w:after="120" w:line="300"/>
+        <w:jc w:val="both"/>
+      </w:pPr>
+      <w:r>
+        <w:rPr>
+          <w:rFonts w:ascii="Times New Roman" w:cs="Times New Roman" w:eastAsia="Times New Roman" w:hAnsi="Times New Roman"/>
+          <w:b w:val="false"/>
+          <w:bCs w:val="false"/>
+          <w:i w:val="false"/>
+          <w:iCs w:val="false"/>
+          <w:sz w:val="22"/>
+          <w:szCs w:val="22"/>
+        </w:rPr>
+        <w:t xml:space="preserve">In the project codebase the dynamics described above are implemented inside DSNEnv.step in environments/environment.py. Listing 1 reproduces the inner loop in pseudocode for reference; each line corresponds to one stage in the description above and to a specific equation in this section.</w:t>
+      </w:r>
+    </w:p>
+    <w:tbl>
+      <w:tblPr>
+        <w:tblW w:type="dxa" w:w="9360"/>
+        <w:tblBorders>
+          <w:top w:val="single" w:color="auto" w:sz="4"/>
+          <w:left w:val="single" w:color="auto" w:sz="4"/>
+          <w:bottom w:val="single" w:color="auto" w:sz="4"/>
+          <w:right w:val="single" w:color="auto" w:sz="4"/>
+          <w:insideH w:val="single" w:color="auto" w:sz="4"/>
+          <w:insideV w:val="single" w:color="auto" w:sz="4"/>
+        </w:tblBorders>
+      </w:tblPr>
+      <w:tblGrid>
+        <w:gridCol w:w="9360"/>
+      </w:tblGrid>
+      <w:tr>
+        <w:tc>
+          <w:tcPr>
+            <w:tcBorders>
+              <w:top w:val="single" w:color="888888" w:sz="6"/>
+              <w:left w:val="none" w:color="FFFFFF" w:sz="0"/>
+              <w:bottom w:val="single" w:color="888888" w:sz="6"/>
+              <w:right w:val="none" w:color="FFFFFF" w:sz="0"/>
+            </w:tcBorders>
+            <w:tcMar>
+              <w:top w:type="dxa" w:w="160"/>
+              <w:left w:type="dxa" w:w="220"/>
+              <w:bottom w:type="dxa" w:w="160"/>
+              <w:right w:type="dxa" w:w="220"/>
+            </w:tcMar>
+          </w:tcPr>
+          <w:p>
+            <w:pPr>
+              <w:spacing w:after="0" w:line="260"/>
+              <w:jc w:val="left"/>
+            </w:pPr>
+            <w:r>
+              <w:rPr>
+                <w:rFonts w:ascii="Consolas" w:cs="Consolas" w:eastAsia="Consolas" w:hAnsi="Consolas"/>
+                <w:color w:val="202020"/>
+                <w:sz w:val="19"/>
+                <w:szCs w:val="19"/>
+              </w:rPr>
+              <w:t xml:space="preserve">def step(self, actions):</w:t>
+            </w:r>
+          </w:p>
+          <w:p>
+            <w:pPr>
+              <w:spacing w:after="0" w:line="260"/>
+              <w:jc w:val="left"/>
+            </w:pPr>
+            <w:r>
+              <w:rPr>
+                <w:rFonts w:ascii="Consolas" w:cs="Consolas" w:eastAsia="Consolas" w:hAnsi="Consolas"/>
+                <w:color w:val="202020"/>
+                <w:sz w:val="19"/>
+                <w:szCs w:val="19"/>
+              </w:rPr>
+              <w:t xml:space="preserve">    rotation       = rotate_from_action(actions)</w:t>
+            </w:r>
+          </w:p>
+          <w:p>
+            <w:pPr>
+              <w:spacing w:after="0" w:line="260"/>
+              <w:jc w:val="left"/>
+            </w:pPr>
+            <w:r>
+              <w:rPr>
+                <w:rFonts w:ascii="Consolas" w:cs="Consolas" w:eastAsia="Consolas" w:hAnsi="Consolas"/>
+                <w:color w:val="202020"/>
+                <w:sz w:val="19"/>
+                <w:szCs w:val="19"/>
+              </w:rPr>
+              <w:t xml:space="preserve">    sensor_angles  = (sensor_angles + rotation) mod 2π</w:t>
+            </w:r>
+          </w:p>
+          <w:p>
+            <w:pPr>
+              <w:spacing w:after="0" w:line="260"/>
+              <w:jc w:val="left"/>
+            </w:pPr>
+            <w:r>
+              <w:rPr>
+                <w:rFonts w:ascii="Consolas" w:cs="Consolas" w:eastAsia="Consolas" w:hAnsi="Consolas"/>
+                <w:color w:val="202020"/>
+                <w:sz w:val="19"/>
+                <w:szCs w:val="19"/>
+              </w:rPr>
+              <w:t xml:space="preserve">    move_targets()</w:t>
+            </w:r>
+          </w:p>
+          <w:p>
+            <w:pPr>
+              <w:spacing w:after="0" w:line="260"/>
+              <w:jc w:val="left"/>
+            </w:pPr>
+            <w:r>
+              <w:rPr>
+                <w:rFonts w:ascii="Consolas" w:cs="Consolas" w:eastAsia="Consolas" w:hAnsi="Consolas"/>
+                <w:color w:val="202020"/>
+                <w:sz w:val="19"/>
+                <w:szCs w:val="19"/>
+              </w:rPr>
+              <w:t xml:space="preserve">    goal_map       = compute_coverage_indicator()       # Eq. (2)</w:t>
+            </w:r>
+          </w:p>
+          <w:p>
+            <w:pPr>
+              <w:spacing w:after="0" w:line="260"/>
+              <w:jc w:val="left"/>
+            </w:pPr>
+            <w:r>
+              <w:rPr>
+                <w:rFonts w:ascii="Consolas" w:cs="Consolas" w:eastAsia="Consolas" w:hAnsi="Consolas"/>
+                <w:color w:val="202020"/>
+                <w:sz w:val="19"/>
+                <w:szCs w:val="19"/>
+              </w:rPr>
+              <w:t xml:space="preserve">    reward         = coverage_rate + λ · centering_bonus # Eq. (3)</w:t>
+            </w:r>
+          </w:p>
+          <w:p>
+            <w:pPr>
+              <w:spacing w:after="0" w:line="260"/>
+              <w:jc w:val="left"/>
+            </w:pPr>
+            <w:r>
+              <w:rPr>
+                <w:rFonts w:ascii="Consolas" w:cs="Consolas" w:eastAsia="Consolas" w:hAnsi="Consolas"/>
+                <w:color w:val="202020"/>
+                <w:sz w:val="19"/>
+                <w:szCs w:val="19"/>
+              </w:rPr>
+              <w:t xml:space="preserve">    return observations, reward, info</w:t>
+            </w:r>
+          </w:p>
+        </w:tc>
+      </w:tr>
+    </w:tbl>
+    <w:p>
+      <w:pPr>
+        <w:spacing w:after="200" w:before="80"/>
+        <w:jc w:val="center"/>
+      </w:pPr>
+      <w:r>
+        <w:rPr>
+          <w:rFonts w:ascii="Times New Roman" w:cs="Times New Roman" w:eastAsia="Times New Roman" w:hAnsi="Times New Roman"/>
+          <w:i/>
+          <w:iCs/>
+          <w:sz w:val="20"/>
+          <w:szCs w:val="20"/>
+        </w:rPr>
+        <w:t xml:space="preserve">Listing 1. Inner loop of DSNEnv.step (pseudocode adapted from environments/environment.py). Action set: Equation (1); coverage indicator: Equation (2); shaped team reward: Equation (3).</w:t>
       </w:r>
     </w:p>
     <w:p>
@@ -509,7 +706,7 @@
           <w:sz w:val="22"/>
           <w:szCs w:val="22"/>
         </w:rPr>
-        <w:t xml:space="preserve">Scenario 2 (large): N = 50 sensors, M = 60 targets, G = 10. Designed to test scalability; trained for a single seed due to compute cost.</w:t>
+        <w:t xml:space="preserve">Scenario 2 (large): N = 50 sensors, M = 60 targets, G = 10. Designed to test scalability; both algorithms trained for a single seed at this scale due to compute cost.</w:t>
       </w:r>
     </w:p>
     <w:p>
@@ -532,16 +729,24 @@
     </w:p>
     <w:p>
       <w:pPr>
-        <w:spacing w:after="140" w:before="140"/>
+        <w:spacing w:after="100" w:before="100"/>
         <w:jc w:val="center"/>
       </w:pPr>
       <w:r>
         <w:rPr>
           <w:rFonts w:ascii="Cambria Math" w:cs="Cambria Math" w:eastAsia="Cambria Math" w:hAnsi="Cambria Math"/>
-          <w:sz w:val="24"/>
-          <w:szCs w:val="24"/>
-        </w:rPr>
-        <w:t xml:space="preserve">π_greedy(s)  =  arg min_{X ∈ {0,1}^{N×M}}  Σ_i Σ_j  X_ij · d(S_i, T_j)   s.t.  Σ_j X_ij = 1 ,  Σ_i X_ij ≤ 1</w:t>
+          <w:sz w:val="20"/>
+          <w:szCs w:val="20"/>
+        </w:rPr>
+        <w:t xml:space="preserve">π_greedy(s)  =  arg min_{X ∈ {0,1}^{N×M}}  Σ_i Σ_j  X_ij · d(S_i, T_j)   s.t.  Σ_j X_ij = 1 ,  Σ_i X_ij ≤ 1   </w:t>
+      </w:r>
+      <w:r>
+        <w:rPr>
+          <w:rFonts w:ascii="Times New Roman" w:cs="Times New Roman" w:eastAsia="Times New Roman" w:hAnsi="Times New Roman"/>
+          <w:sz w:val="20"/>
+          <w:szCs w:val="20"/>
+        </w:rPr>
+        <w:t xml:space="preserve">(4)</w:t>
       </w:r>
     </w:p>
     <w:p>
@@ -854,16 +1059,24 @@
     </w:p>
     <w:p>
       <w:pPr>
-        <w:spacing w:after="140" w:before="140"/>
+        <w:spacing w:after="100" w:before="100"/>
         <w:jc w:val="center"/>
       </w:pPr>
       <w:r>
         <w:rPr>
           <w:rFonts w:ascii="Cambria Math" w:cs="Cambria Math" w:eastAsia="Cambria Math" w:hAnsi="Cambria Math"/>
-          <w:sz w:val="24"/>
-          <w:szCs w:val="24"/>
-        </w:rPr>
-        <w:t xml:space="preserve">Q_tot(s, a)  =  Σ_i  α_i(s) · Q_i(o_i, a_i)  +  V(s)</w:t>
+          <w:sz w:val="20"/>
+          <w:szCs w:val="20"/>
+        </w:rPr>
+        <w:t xml:space="preserve">Q_tot(s, a)  =  Σ_i  α_i(s) · Q_i(o_i, a_i)  +  V(s)   </w:t>
+      </w:r>
+      <w:r>
+        <w:rPr>
+          <w:rFonts w:ascii="Times New Roman" w:cs="Times New Roman" w:eastAsia="Times New Roman" w:hAnsi="Times New Roman"/>
+          <w:sz w:val="20"/>
+          <w:szCs w:val="20"/>
+        </w:rPr>
+        <w:t xml:space="preserve">(5)</w:t>
       </w:r>
     </w:p>
     <w:p>
@@ -886,16 +1099,24 @@
     </w:p>
     <w:p>
       <w:pPr>
-        <w:spacing w:after="140" w:before="140"/>
+        <w:spacing w:after="100" w:before="100"/>
         <w:jc w:val="center"/>
       </w:pPr>
       <w:r>
         <w:rPr>
           <w:rFonts w:ascii="Cambria Math" w:cs="Cambria Math" w:eastAsia="Cambria Math" w:hAnsi="Cambria Math"/>
-          <w:sz w:val="24"/>
-          <w:szCs w:val="24"/>
-        </w:rPr>
-        <w:t xml:space="preserve">arg max_{a_1, …, a_N}  Q_tot(s, a)   =   ( arg max_{a_1} Q_1(o_1, a_1) , … , arg max_{a_N} Q_N(o_N, a_N) )</w:t>
+          <w:sz w:val="20"/>
+          <w:szCs w:val="20"/>
+        </w:rPr>
+        <w:t xml:space="preserve">arg max_{a_1, …, a_N}  Q_tot(s, a)   =   ( arg max_{a_1} Q_1(o_1, a_1) , … , arg max_{a_N} Q_N(o_N, a_N) )   </w:t>
+      </w:r>
+      <w:r>
+        <w:rPr>
+          <w:rFonts w:ascii="Times New Roman" w:cs="Times New Roman" w:eastAsia="Times New Roman" w:hAnsi="Times New Roman"/>
+          <w:sz w:val="20"/>
+          <w:szCs w:val="20"/>
+        </w:rPr>
+        <w:t xml:space="preserve">(6)</w:t>
       </w:r>
     </w:p>
     <w:p>
@@ -918,16 +1139,24 @@
     </w:p>
     <w:p>
       <w:pPr>
-        <w:spacing w:after="140" w:before="140"/>
+        <w:spacing w:after="100" w:before="100"/>
         <w:jc w:val="center"/>
       </w:pPr>
       <w:r>
         <w:rPr>
           <w:rFonts w:ascii="Cambria Math" w:cs="Cambria Math" w:eastAsia="Cambria Math" w:hAnsi="Cambria Math"/>
-          <w:sz w:val="24"/>
-          <w:szCs w:val="24"/>
-        </w:rPr>
-        <w:t xml:space="preserve">𝓛(θ)  =  𝔼_(s,a,r,s′)~D  [ ( r  +  γ · max_{a′} Q_tot(s′, a′; θ⁻)  −  Q_tot(s, a; θ) )² ]</w:t>
+          <w:sz w:val="20"/>
+          <w:szCs w:val="20"/>
+        </w:rPr>
+        <w:t xml:space="preserve">𝓛(θ)  =  𝔼_(s,a,r,s′)~D  [ ( r  +  γ · max_{a′} Q_tot(s′, a′; θ⁻)  −  Q_tot(s, a; θ) )² ]   </w:t>
+      </w:r>
+      <w:r>
+        <w:rPr>
+          <w:rFonts w:ascii="Times New Roman" w:cs="Times New Roman" w:eastAsia="Times New Roman" w:hAnsi="Times New Roman"/>
+          <w:sz w:val="20"/>
+          <w:szCs w:val="20"/>
+        </w:rPr>
+        <w:t xml:space="preserve">(7)</w:t>
       </w:r>
     </w:p>
     <w:p>
@@ -1126,16 +1355,24 @@
     </w:p>
     <w:p>
       <w:pPr>
-        <w:spacing w:after="140" w:before="140"/>
+        <w:spacing w:after="100" w:before="100"/>
         <w:jc w:val="center"/>
       </w:pPr>
       <w:r>
         <w:rPr>
           <w:rFonts w:ascii="Cambria Math" w:cs="Cambria Math" w:eastAsia="Cambria Math" w:hAnsi="Cambria Math"/>
-          <w:sz w:val="24"/>
-          <w:szCs w:val="24"/>
-        </w:rPr>
-        <w:t xml:space="preserve">∇_θ 𝓛_e  =  𝔼  [ ∇_θ log π_e(a_i | o_i, goal_i ; θ) · A(s, a)  +  β · ∇_θ ℋ( π_e(· | o_i, goal_i ; θ) ) ]</w:t>
+          <w:sz w:val="20"/>
+          <w:szCs w:val="20"/>
+        </w:rPr>
+        <w:t xml:space="preserve">∇_θ 𝓛_e  =  𝔼  [ ∇_θ log π_e(a_i | o_i, goal_i ; θ) · A(s, a)  +  β · ∇_θ ℋ( π_e(· | o_i, goal_i ; θ) ) ]   </w:t>
+      </w:r>
+      <w:r>
+        <w:rPr>
+          <w:rFonts w:ascii="Times New Roman" w:cs="Times New Roman" w:eastAsia="Times New Roman" w:hAnsi="Times New Roman"/>
+          <w:sz w:val="20"/>
+          <w:szCs w:val="20"/>
+        </w:rPr>
+        <w:t xml:space="preserve">(8)</w:t>
       </w:r>
     </w:p>
     <w:p>
@@ -1158,16 +1395,24 @@
     </w:p>
     <w:p>
       <w:pPr>
-        <w:spacing w:after="140" w:before="140"/>
+        <w:spacing w:after="100" w:before="100"/>
         <w:jc w:val="center"/>
       </w:pPr>
       <w:r>
         <w:rPr>
           <w:rFonts w:ascii="Cambria Math" w:cs="Cambria Math" w:eastAsia="Cambria Math" w:hAnsi="Cambria Math"/>
-          <w:sz w:val="24"/>
-          <w:szCs w:val="24"/>
-        </w:rPr>
-        <w:t xml:space="preserve">Δ_i(s, X)  ≈  V_e(s | X)  −  V_e(s | X \ {S_i → T_j})</w:t>
+          <w:sz w:val="20"/>
+          <w:szCs w:val="20"/>
+        </w:rPr>
+        <w:t xml:space="preserve">Δ_i(s, X)  ≈  V_e(s | X)  −  V_e(s | X \ {S_i → T_j})   </w:t>
+      </w:r>
+      <w:r>
+        <w:rPr>
+          <w:rFonts w:ascii="Times New Roman" w:cs="Times New Roman" w:eastAsia="Times New Roman" w:hAnsi="Times New Roman"/>
+          <w:sz w:val="20"/>
+          <w:szCs w:val="20"/>
+        </w:rPr>
+        <w:t xml:space="preserve">(9)</w:t>
       </w:r>
     </w:p>
     <w:p>
@@ -1367,7 +1612,7 @@
           <w:sz w:val="22"/>
           <w:szCs w:val="22"/>
         </w:rPr>
-        <w:t xml:space="preserve">Scenario 1 is run for 5 random seeds per algorithm. Scenario 2 is run for a single seed per algorithm; we explicitly note that this provides a point estimate without statistical significance. Aggregated mean and standard deviation across seeds are computed over the per-episode coverage rate and then smoothed with the same 500-episode rolling mean used for plotting. All training was performed on a single NVIDIA-class GPU; NA²Q on a CPU instance was observed to take ~17 hours per seed and is not recommended.</w:t>
+        <w:t xml:space="preserve">Scenario 1 is run for 5 random seeds per algorithm. Scenario 2 is run for a single seed per algorithm; we explicitly note that this provides a point estimate without statistical significance. NA²Q on Scenario 2 completes in roughly 93 minutes of wall-clock time on a single GPU for ~5,000 training episodes — comparable to HiT-MAC, which runs about 93 minutes for the same episode budget at the larger scale. The previously-anticipated multi-day cost projection turned out to be pessimistic in practice: NA²Q’s per-episode cost still grows with the number of agents, but the 5,000-episode Scenario-2 budget is short enough that the run fits in the same training window as HiT-MAC. Aggregated mean and standard deviation across seeds are computed over the per-episode coverage rate and then smoothed with the same 500-episode rolling mean used for plotting. All training was performed on a single NVIDIA-class GPU; NA²Q on a CPU instance was observed to take ~17 hours per seed even on Scenario 1 and is not recommended.</w:t>
       </w:r>
     </w:p>
     <w:p>
@@ -3397,7 +3642,7 @@
           <w:sz w:val="22"/>
           <w:szCs w:val="22"/>
         </w:rPr>
-        <w:t xml:space="preserve">Figure 14 shows the HiT-MAC learning curve for Scenario 2. The smoothed coverage plateaus around 60% for the bulk of training, slightly above the Random baseline of 56% and well below the Greedy upper bound of 80%. The gap between learned policy and Greedy baseline (~20 percentage points) is markedly wider than in Scenario 1 (~1–9 percentage points), suggesting that 50-agent coordination from a local observation model is a substantially harder credit-assignment problem than the 5-agent case.</w:t>
+        <w:t xml:space="preserve">Figure 14 shows the Scenario 2 learning curves for both algorithms. NA²Q rises in two stages: it sits near the random baseline for the first ~1,500 episodes while the per-agent Q-networks initialise, then climbs sharply between episodes ~1,500 and ~2,600 to a peak smoothed coverage of 65.4%, after which it stabilises in the 63–65% band for the remainder of training. HiT-MAC rises faster early (overtaking random within ~500 episodes) but converges to a lower plateau around 60% and stays there. The cross-method ranking is therefore opposite to Scenario 1: at the larger scale NA²Q wins by roughly five percentage points, while on the small scenario both methods tied at the peak. Both algorithms remain well below the 80% greedy oracle, so 50-agent coordination from a local observation model is still a substantially harder credit-assignment problem than the 5-agent case — the room for improvement just happens to be larger for HiT-MAC than for NA²Q.</w:t>
       </w:r>
     </w:p>
     <w:p>
@@ -3459,25 +3704,25 @@
           <w:sz w:val="20"/>
           <w:szCs w:val="20"/>
         </w:rPr>
-        <w:t xml:space="preserve">Figure 14. Scenario 2 learning curve for HiT-MAC. NA²Q has not yet been trained on this scenario; the Scenario 2 NA²Q vs HiT-MAC comparison should be read as incomplete.</w:t>
-      </w:r>
-    </w:p>
-    <w:p>
-      <w:pPr>
-        <w:spacing w:after="120" w:line="300"/>
-        <w:jc w:val="both"/>
-      </w:pPr>
-      <w:r>
-        <w:rPr>
-          <w:rFonts w:ascii="Times New Roman" w:cs="Times New Roman" w:eastAsia="Times New Roman" w:hAnsi="Times New Roman"/>
-          <w:b w:val="false"/>
-          <w:bCs w:val="false"/>
-          <w:i w:val="false"/>
-          <w:iCs w:val="false"/>
-          <w:sz w:val="22"/>
-          <w:szCs w:val="22"/>
-        </w:rPr>
-        <w:t xml:space="preserve">NA²Q has not yet been trained on Scenario 2 at the time of writing. We treat this as a known limitation rather than an absent result: a side-by-side claim cannot be made until the matching NA²Q run is complete. Table 3 records what is known and what remains.</w:t>
+        <w:t xml:space="preserve">Figure 14. Scenario 2 learning curves. NA²Q (blue) reaches a higher final plateau than HiT-MAC (orange) at the 50-agent scale, reversing the Scenario 1 ordering. Smoothing window: 200 episodes.</w:t>
+      </w:r>
+    </w:p>
+    <w:p>
+      <w:pPr>
+        <w:spacing w:after="120" w:line="300"/>
+        <w:jc w:val="both"/>
+      </w:pPr>
+      <w:r>
+        <w:rPr>
+          <w:rFonts w:ascii="Times New Roman" w:cs="Times New Roman" w:eastAsia="Times New Roman" w:hAnsi="Times New Roman"/>
+          <w:b w:val="false"/>
+          <w:bCs w:val="false"/>
+          <w:i w:val="false"/>
+          <w:iCs w:val="false"/>
+          <w:sz w:val="22"/>
+          <w:szCs w:val="22"/>
+        </w:rPr>
+        <w:t xml:space="preserve">Table 3 reports the headline numbers. NA²Q’s best smoothed coverage exceeds HiT-MAC’s by 4.8 percentage points and its final-500 mean exceeds HiT-MAC’s by 3.6 points; the gap is small in absolute terms but consistent in sign across both summary statistics. Both algorithms close roughly a quarter of the random-to-greedy gap (24.1 percentage points), with NA²Q closing slightly more.</w:t>
       </w:r>
     </w:p>
     <w:tbl>
@@ -4098,7 +4343,7 @@
                 <w:sz w:val="21"/>
                 <w:szCs w:val="21"/>
               </w:rPr>
-              <w:t xml:space="preserve">—</w:t>
+              <w:t xml:space="preserve">65.4%</w:t>
             </w:r>
           </w:p>
         </w:tc>
@@ -4130,7 +4375,7 @@
                 <w:sz w:val="21"/>
                 <w:szCs w:val="21"/>
               </w:rPr>
-              <w:t xml:space="preserve">—</w:t>
+              <w:t xml:space="preserve">63.3%</w:t>
             </w:r>
           </w:p>
         </w:tc>
@@ -4162,7 +4407,7 @@
                 <w:sz w:val="21"/>
                 <w:szCs w:val="21"/>
               </w:rPr>
-              <w:t xml:space="preserve">Not yet trained</w:t>
+              <w:t xml:space="preserve">Done</w:t>
             </w:r>
           </w:p>
         </w:tc>
@@ -4181,7 +4426,7 @@
           <w:sz w:val="20"/>
           <w:szCs w:val="20"/>
         </w:rPr>
-        <w:t xml:space="preserve">Table 3. Scenario 2 coverage. The headline comparison is intentionally incomplete pending the NA²Q run.</w:t>
+        <w:t xml:space="preserve">Table 3. Scenario 2 coverage. NA²Q outperforms HiT-MAC by ~5 points on best smoothed and ~4 points on the final-500 window at the 50-agent scale.</w:t>
       </w:r>
     </w:p>
     <w:p>
@@ -4329,7 +4574,7 @@
           <w:sz w:val="22"/>
           <w:szCs w:val="22"/>
         </w:rPr>
-        <w:t xml:space="preserve">Figure 16 collects the headline numbers across both scenarios. Two patterns are visible. First, the gap between Random and Greedy baselines shrinks dramatically as the environment scales up — from 28.7 percentage points in Scenario 1 to 24.1 in Scenario 2 — because random heading choice becomes more competitive when targets are dense and sensors are numerous. Second, both learning algorithms in their current configuration sit at the bottom edge of that band in Scenario 2, whereas in Scenario 1 they sit near the top. Closing the Scenario-2 gap is the main open problem.</w:t>
+        <w:t xml:space="preserve">Figure 16 collects the headline numbers across both scenarios. Two patterns are visible. First, the gap between Random and Greedy baselines shrinks as the environment scales up — from 28.7 percentage points in Scenario 1 to 24.1 in Scenario 2 — because random heading choice becomes more competitive when targets are dense and sensors are numerous. Second, the cross-method ranking flips with scale: NA²Q and HiT-MAC tie at the peak in Scenario 1 (~59.6%), but NA²Q pulls ahead by ~5 points in Scenario 2 (65.4% vs 60.7%). Closing the remaining gap to the greedy oracle at the 50-agent scale is the main open problem.</w:t>
       </w:r>
     </w:p>
     <w:p>
@@ -4391,7 +4636,7 @@
           <w:sz w:val="20"/>
           <w:szCs w:val="20"/>
         </w:rPr>
-        <w:t xml:space="preserve">Figure 16. Best smoothed coverage by method and scenario. NA²Q on Scenario 2 is omitted as it has not been trained; the plot makes that absence explicit rather than hiding it.</w:t>
+        <w:t xml:space="preserve">Figure 16. Best smoothed coverage by method and scenario. The two methods tie in Scenario 1 and NA²Q leads in Scenario 2.</w:t>
       </w:r>
     </w:p>
     <w:p>
@@ -4443,7 +4688,7 @@
           <w:sz w:val="22"/>
           <w:szCs w:val="22"/>
         </w:rPr>
-        <w:t xml:space="preserve">The Scenario 2 picture is harder to interpret with one trained algorithm. The most defensible reading is that 50-agent DSN coordination is a regime change rather than a quantitative shift: HiT-MAC only barely beats Random and is 20 points below Greedy, which is a much wider gap than anything seen in Scenario 1. Plausible mechanical causes include reward sparsity at scale (Foerster et al., 2018) — 50 sensors create more noisy contributions to a single team reward — insufficient training budget (the Scenario 2 run is roughly an order of magnitude shorter in episodes than Scenario 1 per seed), and an executor architecture whose attention (Vaswani et al., 2017) does not scale its pattern to 60 targets. Resolving which of these matters most requires a matching NA²Q run and at least one ablation of training length.</w:t>
+        <w:t xml:space="preserve">The Scenario 2 picture is more interesting once both algorithms are in the chart. NA²Q does better than HiT-MAC at the 50-agent scale by about five percentage points on both summary statistics, despite (or because of) being a more parameter-heavy algorithm — each sensor in NA²Q has its own Q-network, so credit is assigned locally per agent rather than through a single attention head over a global state. A reasonable hypothesis is that the per-agent decomposition becomes more useful as the number of agents grows, because the global attention head in HiT-MAC has to summarise a much larger set of sensor–target relationships and the resulting bottleneck flattens its policy. Both methods are still well below the greedy oracle (~80%), so plenty of headroom remains; the right next step is to lengthen the training budget at Scenario 2 (the current 5,000-episode run is short by Scenario-1 standards) and re-evaluate.</w:t>
       </w:r>
     </w:p>
     <w:p>
@@ -4495,7 +4740,7 @@
           <w:sz w:val="22"/>
           <w:szCs w:val="22"/>
         </w:rPr>
-        <w:t xml:space="preserve">The most consequential limitation of this report is that NA²Q (Liu et al., 2023) has not been trained on Scenario 2; the cross-algorithm comparison at the 50-agent scale is therefore not yet possible. A second limitation is the single-seed status of every Scenario 2 number, including the HiT-MAC value already reported — the MARL benchmarking literature consistently warns against drawing conclusions from single seeds (Henderson et al., 2018; Papoudakis et al., 2021). A third is the unfixed A3C race condition in HiT-MAC (Mnih et al., 2016): while the documented collapse is informative, a re-run of seed 4 with a fresh seed (or with the entropy-regularisation fix; Williams &amp; Peng, 1991) would tighten the multi-seed statistics. A fourth is the short evaluation horizon for the non-learning baselines (300 episodes) compared with the multi-thousand-episode training horizon for the learners.</w:t>
+        <w:t xml:space="preserve">The main limitation of this report is the single-seed status of every Scenario 2 number, for both algorithms. The MARL benchmarking literature consistently warns against drawing conclusions from single seeds (Henderson et al., 2018; Papoudakis et al., 2021), and the ~5-point gap in favour of NA²Q on Scenario 2 is small enough that seed variance could plausibly close it; multi-seed re-runs would tighten the comparison considerably. A second limitation is that the Scenario 2 budget (~5,000 training episodes) is roughly an order of magnitude shorter in episodes than Scenario 1, so neither method has fully exploited its asymptotic plateau at the larger scale; the ranking we observe might shift with a longer training schedule. A third is the unfixed A3C race condition in HiT-MAC (Mnih et al., 2016): while the documented Scenario-1 collapse is informative, a re-run of seed 4 with a fresh seed (or with the entropy-regularisation fix; Williams &amp; Peng, 1991) would tighten the multi-seed statistics. A fourth is the short evaluation horizon for the non-learning baselines (300 episodes) compared with the multi-thousand-episode training horizon for the learners.</w:t>
       </w:r>
     </w:p>
     <w:p>
@@ -4529,7 +4774,7 @@
           <w:sz w:val="22"/>
           <w:szCs w:val="22"/>
         </w:rPr>
-        <w:t xml:space="preserve">On the small Scenario 1 DSN environment, NA²Q (Liu et al., 2023) and HiT-MAC (Xu et al., 2020) reach essentially the same peak smoothed coverage (~59.6%), close to the centralised greedy oracle (~61.0%; Kuhn, 1955) and well above random (~32.3%). HiT-MAC learns faster on a per-episode basis and is more sample-efficient at moderate thresholds (Figure 11); NA²Q is the only method that briefly clears the 55% level and is cheaper per step in wall-clock terms (Figure 13). On the large Scenario 2 environment, HiT-MAC alone has been trained; it converges to ~60% coverage, only marginally above random and 20 points below the greedy upper bound, indicating that scaling DSN coordination from 5 to 50 agents is a substantively harder problem in the current configuration. Completing the matching NA²Q run on Scenario 2, fixing the A3C collapse (Mnih et al., 2016), and adding seeds to Scenario 2 are the obvious next steps.</w:t>
+        <w:t xml:space="preserve">On the small Scenario 1 DSN environment, NA²Q (Liu et al., 2023) and HiT-MAC (Xu et al., 2020) reach essentially the same peak smoothed coverage (~59.6%), close to the centralised greedy oracle (~61.0%; Kuhn, 1955) and well above random (~32.3%). HiT-MAC learns faster on a per-episode basis and is more sample-efficient at moderate thresholds (Figure 11); NA²Q is the only method that briefly clears the 55% level. On the large Scenario 2 environment the ordering flips: NA²Q reaches a peak smoothed coverage of 65.4% (final-500 mean 63.3%) while HiT-MAC plateaus at 60.7% (final-500 mean 59.7%), a roughly 5-point gap in NA²Q’s favour. Both algorithms still sit well below the 80% greedy oracle at the 50-agent scale, so 50-agent DSN coordination remains a substantively harder problem than the 5-agent case — but the value-decomposition approach scales better than the hierarchical actor-critic approach in this configuration. The obvious next steps are: re-running Scenario 2 across multiple seeds to confirm the gap is not seed variance, lengthening the Scenario-2 training budget to test whether the ranking persists, and fixing the A3C race condition in HiT-MAC (Mnih et al., 2016).</w:t>
       </w:r>
     </w:p>
     <w:p>
@@ -5498,7 +5743,7 @@
         <w:sz w:val="18"/>
         <w:szCs w:val="18"/>
       </w:rPr>
-      <w:t xml:space="preserve">SS2 Technical Report · May 2026</w:t>
+      <w:t xml:space="preserve">Special Subject Report · May 2026</w:t>
     </w:r>
     <w:r>
       <w:rPr>

--- a/SS2 Report.docx
+++ b/SS2 Report.docx
@@ -95,79 +95,25 @@
           <w:sz w:val="22"/>
           <w:szCs w:val="22"/>
         </w:rPr>
-        <w:t xml:space="preserve">Cooperative target coverage in a Directional Sensor Network (DSN) is a multi-agent coordination problem in which sensors with bounded fields of view must rotate their headings to maximise the fraction of moving targets observed at every step. Uncoordinated heading choices waste sensing capacity through redundant cone overlap, so the task is naturally formalised as a cooperative multi-agent reinforcement learning (MARL) problem with the global coverage rate as the team reward.</w:t>
-      </w:r>
-    </w:p>
-    <w:p>
-      <w:pPr>
-        <w:spacing w:after="120" w:line="300"/>
-        <w:jc w:val="both"/>
-      </w:pPr>
-      <w:r>
-        <w:rPr>
-          <w:rFonts w:ascii="Times New Roman" w:cs="Times New Roman" w:eastAsia="Times New Roman" w:hAnsi="Times New Roman"/>
-          <w:b w:val="false"/>
-          <w:bCs w:val="false"/>
-          <w:i w:val="false"/>
-          <w:iCs w:val="false"/>
-          <w:sz w:val="22"/>
-          <w:szCs w:val="22"/>
-        </w:rPr>
-        <w:t xml:space="preserve">This report compares two recent learning-based approaches to that problem on a single shared environment. NA²Q is a value-decomposition method that factors the joint Q-function additively across agents using an attention-weighted mixer that approximates Shapley credit. HiT-MAC is a hierarchical actor-critic method that splits the problem into a coordinator that periodically assigns targets to sensors and an A3C-trained executor that turns each sensor toward its assigned target. The two designs make very different bets about what makes coordination tractable, and there is little side-by-side empirical evidence on how they actually behave on a controlled DSN benchmark.</w:t>
-      </w:r>
-    </w:p>
-    <w:p>
-      <w:pPr>
-        <w:spacing w:after="120" w:line="300"/>
-        <w:jc w:val="both"/>
-      </w:pPr>
-      <w:r>
-        <w:rPr>
-          <w:rFonts w:ascii="Times New Roman" w:cs="Times New Roman" w:eastAsia="Times New Roman" w:hAnsi="Times New Roman"/>
-          <w:b w:val="false"/>
-          <w:bCs w:val="false"/>
-          <w:i w:val="false"/>
-          <w:iCs w:val="false"/>
-          <w:sz w:val="22"/>
-          <w:szCs w:val="22"/>
-        </w:rPr>
-        <w:t xml:space="preserve">We evaluate both methods on two scenarios that differ in scale rather than in dynamics. Scenario 1 is small (5 sensors, 6 targets, 3×3 grid) and is run for five random seeds per algorithm, giving us mean-and-standard-deviation curves we can read confidently. Scenario 2 is large (50 sensors, 60 targets, 10×10 grid) and is run for a single seed per algorithm because the per-run cost is roughly an order of magnitude higher in compute. Two non-learning baselines accompany every plot: a uniform-random heading policy and a centralised greedy policy that solves a Hungarian assignment of sensors to targets at every step using full state information.</w:t>
-      </w:r>
-    </w:p>
-    <w:p>
-      <w:pPr>
-        <w:spacing w:after="120" w:line="300"/>
-        <w:jc w:val="both"/>
-      </w:pPr>
-      <w:r>
-        <w:rPr>
-          <w:rFonts w:ascii="Times New Roman" w:cs="Times New Roman" w:eastAsia="Times New Roman" w:hAnsi="Times New Roman"/>
-          <w:b w:val="false"/>
-          <w:bCs w:val="false"/>
-          <w:i w:val="false"/>
-          <w:iCs w:val="false"/>
-          <w:sz w:val="22"/>
-          <w:szCs w:val="22"/>
-        </w:rPr>
-        <w:t xml:space="preserve">On Scenario 1 both algorithms learn to roughly double the random baseline (32.3%) and converge near the greedy oracle (61.0%). NA²Q reaches a peak smoothed coverage of 59.6% before drifting back into the 48–55% band; its final-window mean is 51.6%. HiT-MAC reaches the same 59.6% peak across the four well-behaved seeds with much tighter inter-seed variance (±0.9%) and stays put. The two methods are therefore essentially tied at the peak, but differ in shape: HiT-MAC is more sample-efficient at moderate thresholds and steadier late in training, while NA²Q is faster in wall-clock terms (~145 minutes vs ~680 minutes per seed on a single GPU) and is the only method that briefly clears the 55% level convincingly.</w:t>
-      </w:r>
-    </w:p>
-    <w:p>
-      <w:pPr>
-        <w:spacing w:after="120" w:line="300"/>
-        <w:jc w:val="both"/>
-      </w:pPr>
-      <w:r>
-        <w:rPr>
-          <w:rFonts w:ascii="Times New Roman" w:cs="Times New Roman" w:eastAsia="Times New Roman" w:hAnsi="Times New Roman"/>
-          <w:b w:val="false"/>
-          <w:bCs w:val="false"/>
-          <w:i w:val="false"/>
-          <w:iCs w:val="false"/>
-          <w:sz w:val="22"/>
-          <w:szCs w:val="22"/>
-        </w:rPr>
-        <w:t xml:space="preserve">On Scenario 2 the order reverses. NA²Q peaks at 65.4% smoothed coverage with a final-500 mean of 63.3%, while HiT-MAC plateaus at 60.7% (final-500 mean 59.7%) — a roughly 5-point gap in NA²Q’s favour. Both methods are still well below the 80% greedy oracle and only modestly above the 56% random baseline, so the 50-agent setting remains a substantially harder coordination problem than the 5-agent one, but the cross-method ranking flips: the value-decomposition approach scales better to fifty agents than the hierarchical actor-critic approach in this configuration. Both runs completed in roughly 90 minutes of GPU time. We additionally document an A3C shared-memory race condition that caused one of the five HiT-MAC seeds (seed 4) on Scenario 1 to collapse below random performance after ~12,500 episodes, inflating the naïve five-seed standard deviation from ~0.9% to 20.6%; we report both numbers and suggest the standard mitigations (entropy regularisation, gradient clipping, or A2C-style synchronous updates).</w:t>
+        <w:t xml:space="preserve">We empirically compare two existing cooperative multi-agent reinforcement learning (MARL) algorithms — NA²Q (value-decomposition with attention-weighted Shapley mixer) and HiT-MAC (hierarchical coordinator + A3C executors) — on a Directional Sensor Network (DSN) target-coverage task. This report does not propose a new algorithm. We use the public reference implementations of both methods, tune their hyper-parameters for our hardware, and apply small adaptations so they share a common observation/action interface and a common reward function — the algorithmic core of each method is unchanged.</w:t>
+      </w:r>
+    </w:p>
+    <w:p>
+      <w:pPr>
+        <w:spacing w:after="120" w:line="300"/>
+        <w:jc w:val="both"/>
+      </w:pPr>
+      <w:r>
+        <w:rPr>
+          <w:rFonts w:ascii="Times New Roman" w:cs="Times New Roman" w:eastAsia="Times New Roman" w:hAnsi="Times New Roman"/>
+          <w:b w:val="false"/>
+          <w:bCs w:val="false"/>
+          <w:i w:val="false"/>
+          <w:iCs w:val="false"/>
+          <w:sz w:val="22"/>
+          <w:szCs w:val="22"/>
+        </w:rPr>
+        <w:t xml:space="preserve">Two scenarios are evaluated against random and greedy-Hungarian baselines. On Scenario 1 (5 sensors, 6 targets; 5 seeds) both methods peak at ~59.6% coverage, essentially matching the greedy oracle (61.0%), with HiT-MAC more stable across seeds and NA²Q faster in wall-clock terms. On Scenario 2 (50 sensors, 60 targets; 1 seed each) the ranking reverses: NA²Q reaches 65.4% smoothed coverage versus HiT-MAC’s 60.7%, despite both completing in roughly 90 minutes of GPU time. We additionally document an A3C shared-memory race condition that collapsed one HiT-MAC seed on Scenario 1, illustrating a known stability hazard of the underlying algorithm rather than of HiT-MAC itself.</w:t>
       </w:r>
     </w:p>
     <w:p>
@@ -258,74 +204,192 @@
     </w:p>
     <w:p>
       <w:pPr>
-        <w:spacing w:after="120" w:line="300"/>
-        <w:jc w:val="both"/>
-      </w:pPr>
-      <w:r>
-        <w:rPr>
-          <w:rFonts w:ascii="Times New Roman" w:cs="Times New Roman" w:eastAsia="Times New Roman" w:hAnsi="Times New Roman"/>
-          <w:b w:val="false"/>
-          <w:bCs w:val="false"/>
-          <w:i w:val="false"/>
-          <w:iCs w:val="false"/>
-          <w:sz w:val="22"/>
-          <w:szCs w:val="22"/>
-        </w:rPr>
-        <w:t xml:space="preserve">Coverage problems in directional sensor networks have been studied for over a decade as a combinatorial optimisation question; Guvensan and Yavuz (2011) survey the early literature, and subsequent work has explored both static angle assignment and rotatable-angle variants (Cai et al., 2009). Most classical methods rely on global state and centralised solvers, which scales poorly. The line of work this report compares — learning-based DSN coverage — is more recent (Xu et al., 2020) and is explicitly motivated by the limitations of those classical approaches.</w:t>
-      </w:r>
-    </w:p>
-    <w:p>
-      <w:pPr>
-        <w:spacing w:after="120" w:line="300"/>
-        <w:jc w:val="both"/>
-      </w:pPr>
-      <w:r>
-        <w:rPr>
-          <w:rFonts w:ascii="Times New Roman" w:cs="Times New Roman" w:eastAsia="Times New Roman" w:hAnsi="Times New Roman"/>
-          <w:b w:val="false"/>
-          <w:bCs w:val="false"/>
-          <w:i w:val="false"/>
-          <w:iCs w:val="false"/>
-          <w:sz w:val="22"/>
-          <w:szCs w:val="22"/>
-        </w:rPr>
-        <w:t xml:space="preserve">Cooperative MARL has converged on two broad strategies under the centralised-training-with-decentralised-execution (CTDE) paradigm (Foerster et al., 2018). The value-decomposition family — VDN (Sunehag et al., 2018), QMIX (Rashid et al., 2018), and QPLEX (Wang et al., 2021) — factors the joint action-value into per-agent components and is appealing because every agent shares one centralised target during training while acting from local observations at execution time. NA²Q (Liu, Zhu, &amp; Chen, 2023) extends this line by replacing the opaque mixer with an additive shape-function ensemble whose attention weights approximate Shapley values, giving the method an explicit, agent-level interpretability story while preserving the Individual–Global–Max property required for decentralised arg-max (Wang et al., 2021). Public results on the SMAC (Samvelyan et al., 2019) and LBF (Papoudakis et al., 2021) benchmarks reported in the NA²Q paper place it competitive with QMIX and QPLEX while exposing per-agent contribution masks that QMIX cannot.</w:t>
-      </w:r>
-    </w:p>
-    <w:p>
-      <w:pPr>
-        <w:spacing w:after="120" w:line="300"/>
-        <w:jc w:val="both"/>
-      </w:pPr>
-      <w:r>
-        <w:rPr>
-          <w:rFonts w:ascii="Times New Roman" w:cs="Times New Roman" w:eastAsia="Times New Roman" w:hAnsi="Times New Roman"/>
-          <w:b w:val="false"/>
-          <w:bCs w:val="false"/>
-          <w:i w:val="false"/>
-          <w:iCs w:val="false"/>
-          <w:sz w:val="22"/>
-          <w:szCs w:val="22"/>
-        </w:rPr>
-        <w:t xml:space="preserve">The hierarchical actor–critic family takes a different stance. HiT-MAC (Xu, Zhong, &amp; Wang, 2020) is the reference work for cooperative target coverage in directional sensor networks specifically: it splits the problem into a coordinator that periodically assigns targets to sensors and an A3C-trained executor (Mnih et al., 2016) that turns each sensor toward its assigned target. The coordinator is trained with a marginal-contribution approximation, and the executor uses a goal-conditional observation filter together with a self-attention encoder (Vaswani et al., 2017). The original paper reports that HiT-MAC outperforms flat MARL baselines on coverage, learning efficiency, and scalability across DSN configurations of up to several dozen sensors. Both reference implementations (Liu et al., 2023; Xu et al., 2020) are publicly available, and our experiments use them with only minor scenario-specific configuration changes documented in §5.</w:t>
-      </w:r>
-    </w:p>
-    <w:p>
-      <w:pPr>
-        <w:spacing w:after="120" w:line="300"/>
-        <w:jc w:val="both"/>
-      </w:pPr>
-      <w:r>
-        <w:rPr>
-          <w:rFonts w:ascii="Times New Roman" w:cs="Times New Roman" w:eastAsia="Times New Roman" w:hAnsi="Times New Roman"/>
-          <w:b w:val="false"/>
-          <w:bCs w:val="false"/>
-          <w:i w:val="false"/>
-          <w:iCs w:val="false"/>
-          <w:sz w:val="22"/>
-          <w:szCs w:val="22"/>
-        </w:rPr>
-        <w:t xml:space="preserve">Outside the DSN setting, A3C-style asynchronous training (Mnih et al., 2016) is well known to suffer from shared-memory race conditions when many workers update a single network at once; the failure mode we observe in §6.3 is consistent with this literature. The standard mitigations — increased entropy regularisation (Williams &amp; Peng, 1991), per-worker gradient clipping, or A2C-style synchronous updates (Mnih et al., 2016) — are not applied here because we wanted to characterise the algorithm as it ships rather than as it could be hardened.</w:t>
+        <w:pStyle w:val="Heading2"/>
+        <w:spacing w:after="120" w:before="240"/>
+      </w:pPr>
+      <w:r>
+        <w:rPr>
+          <w:rFonts w:ascii="Times New Roman" w:cs="Times New Roman" w:eastAsia="Times New Roman" w:hAnsi="Times New Roman"/>
+          <w:b/>
+          <w:bCs/>
+          <w:sz w:val="26"/>
+          <w:szCs w:val="26"/>
+        </w:rPr>
+        <w:t xml:space="preserve">2.1 Classical DSN coverage</w:t>
+      </w:r>
+    </w:p>
+    <w:p>
+      <w:pPr>
+        <w:spacing w:after="120" w:line="300"/>
+        <w:jc w:val="both"/>
+      </w:pPr>
+      <w:r>
+        <w:rPr>
+          <w:rFonts w:ascii="Times New Roman" w:cs="Times New Roman" w:eastAsia="Times New Roman" w:hAnsi="Times New Roman"/>
+          <w:b w:val="false"/>
+          <w:bCs w:val="false"/>
+          <w:i w:val="false"/>
+          <w:iCs w:val="false"/>
+          <w:sz w:val="22"/>
+          <w:szCs w:val="22"/>
+        </w:rPr>
+        <w:t xml:space="preserve">Coverage in directional sensor networks has been studied for almost two decades as a combinatorial optimisation problem. Guvensan and Yavuz (2011) survey the early literature and identify three sub-problems that recur across the field: target coverage (this report), area coverage, and barrier coverage. Within target coverage, two families dominate the classical era: greedy-rotation heuristics that pick the locally-best heading per sensor under a coverage utility (Cai et al., 2009), and integer linear programming (ILP) or genetic-algorithm formulations that maximise global coverage subject to angular constraints (Han et al., 2010). Greedy heuristics are fast but produce demonstrably sub-optimal joint assignments; ILP is exact but scales poorly past a few dozen sensors, and meta-heuristics such as genetic algorithms or particle-swarm optimisation (Yarinezhad et al., 2020) sit between the two with no clear time-quality guarantee. All of these approaches require either full global state or strong inter-sensor communication, which is exactly the assumption that learning-based DSN coverage tries to relax.</w:t>
+      </w:r>
+    </w:p>
+    <w:p>
+      <w:pPr>
+        <w:pStyle w:val="Heading2"/>
+        <w:spacing w:after="120" w:before="240"/>
+      </w:pPr>
+      <w:r>
+        <w:rPr>
+          <w:rFonts w:ascii="Times New Roman" w:cs="Times New Roman" w:eastAsia="Times New Roman" w:hAnsi="Times New Roman"/>
+          <w:b/>
+          <w:bCs/>
+          <w:sz w:val="26"/>
+          <w:szCs w:val="26"/>
+        </w:rPr>
+        <w:t xml:space="preserve">2.2 Cooperative MARL under CTDE</w:t>
+      </w:r>
+    </w:p>
+    <w:p>
+      <w:pPr>
+        <w:spacing w:after="120" w:line="300"/>
+        <w:jc w:val="both"/>
+      </w:pPr>
+      <w:r>
+        <w:rPr>
+          <w:rFonts w:ascii="Times New Roman" w:cs="Times New Roman" w:eastAsia="Times New Roman" w:hAnsi="Times New Roman"/>
+          <w:b w:val="false"/>
+          <w:bCs w:val="false"/>
+          <w:i w:val="false"/>
+          <w:iCs w:val="false"/>
+          <w:sz w:val="22"/>
+          <w:szCs w:val="22"/>
+        </w:rPr>
+        <w:t xml:space="preserve">Cooperative MARL with partial observability has converged on the centralised-training-with-decentralised-execution (CTDE) paradigm: agents share information freely during training but each acts from its own local observation at execution time. The seminal CTDE actor-critic method is COMA (Foerster et al., 2018), which uses a counterfactual baseline to assign credit across agents. Independent Q-learning (IQL; Tan, 1993) is the simplest baseline but ignores non-stationarity caused by other learners and is known to be unstable in cooperative settings.</w:t>
+      </w:r>
+    </w:p>
+    <w:p>
+      <w:pPr>
+        <w:spacing w:after="120" w:line="300"/>
+        <w:jc w:val="both"/>
+      </w:pPr>
+      <w:r>
+        <w:rPr>
+          <w:rFonts w:ascii="Times New Roman" w:cs="Times New Roman" w:eastAsia="Times New Roman" w:hAnsi="Times New Roman"/>
+          <w:b w:val="false"/>
+          <w:bCs w:val="false"/>
+          <w:i w:val="false"/>
+          <w:iCs w:val="false"/>
+          <w:sz w:val="22"/>
+          <w:szCs w:val="22"/>
+        </w:rPr>
+        <w:t xml:space="preserve">The value-decomposition family addresses credit assignment by factoring the joint Q-function into per-agent components that can be arg-maxed locally. VDN (Sunehag et al., 2018) uses a simple additive decomposition; QMIX (Rashid et al., 2018) generalises to a monotonic mixing network conditioned on the global state; QTRAN (Son et al., 2019) drops the monotonicity restriction at the cost of additional constraints, and QPLEX (Wang et al., 2021) recasts the mixer as a duplex dueling architecture with a softer notion of monotonicity. Closely related are credit-assignment methods that use Shapley values (Shapley, 1953) as a principled per-agent contribution estimate, including SQDDPG (Wang et al., 2020) in the actor-critic setting and SHAQ in the value-based setting. NA²Q (Liu, Zhu, &amp; Chen, 2023), the algorithm we evaluate, extends this line by replacing the opaque mixer with an attention-weighted additive shape-function ensemble whose weights approximate Shapley values, giving the method per-agent interpretability while preserving the Individual–Global–Max property required for decentralised arg-max.</w:t>
+      </w:r>
+    </w:p>
+    <w:p>
+      <w:pPr>
+        <w:spacing w:after="120" w:line="300"/>
+        <w:jc w:val="both"/>
+      </w:pPr>
+      <w:r>
+        <w:rPr>
+          <w:rFonts w:ascii="Times New Roman" w:cs="Times New Roman" w:eastAsia="Times New Roman" w:hAnsi="Times New Roman"/>
+          <w:b w:val="false"/>
+          <w:bCs w:val="false"/>
+          <w:i w:val="false"/>
+          <w:iCs w:val="false"/>
+          <w:sz w:val="22"/>
+          <w:szCs w:val="22"/>
+        </w:rPr>
+        <w:t xml:space="preserve">Policy-gradient CTDE methods include MADDPG (Lowe et al., 2017) for continuous actions, MAPPO (Yu et al., 2022) which adapts PPO with a centralised critic, and hierarchical variants in which a high-level controller decomposes a complex task into sub-goals for low-level executors. Hierarchical methods are particularly natural for DSN coverage because the problem decomposes into an assignment step (which sensor watches which target) and a low-level rotation step. HiT-MAC (Xu, Zhong, &amp; Wang, 2020) is the reference work in this category for DSNs specifically: it pairs a coordinator that periodically assigns targets to sensors with per-sensor A3C executors (Mnih et al., 2016) that turn the sensor toward its assigned target. The coordinator is trained with a marginal-contribution approximation; the executor uses a goal-conditional observation filter and a self-attention encoder (Vaswani et al., 2017) so the same network handles arbitrary numbers of targets without re-training.</w:t>
+      </w:r>
+    </w:p>
+    <w:p>
+      <w:pPr>
+        <w:pStyle w:val="Heading2"/>
+        <w:spacing w:after="120" w:before="240"/>
+      </w:pPr>
+      <w:r>
+        <w:rPr>
+          <w:rFonts w:ascii="Times New Roman" w:cs="Times New Roman" w:eastAsia="Times New Roman" w:hAnsi="Times New Roman"/>
+          <w:b/>
+          <w:bCs/>
+          <w:sz w:val="26"/>
+          <w:szCs w:val="26"/>
+        </w:rPr>
+        <w:t xml:space="preserve">2.3 Benchmarks and asynchronous training</w:t>
+      </w:r>
+    </w:p>
+    <w:p>
+      <w:pPr>
+        <w:spacing w:after="120" w:line="300"/>
+        <w:jc w:val="both"/>
+      </w:pPr>
+      <w:r>
+        <w:rPr>
+          <w:rFonts w:ascii="Times New Roman" w:cs="Times New Roman" w:eastAsia="Times New Roman" w:hAnsi="Times New Roman"/>
+          <w:b w:val="false"/>
+          <w:bCs w:val="false"/>
+          <w:i w:val="false"/>
+          <w:iCs w:val="false"/>
+          <w:sz w:val="22"/>
+          <w:szCs w:val="22"/>
+        </w:rPr>
+        <w:t xml:space="preserve">Most cooperative MARL papers report results on either the StarCraft Multi-Agent Challenge (SMAC; Samvelyan et al., 2019), Level-Based Foraging (LBF; Papoudakis et al., 2021), or one-off domain-specific simulators. SMAC and LBF are useful because they expose a stable interface across algorithms, but they do not capture the DSN-specific geometry — angular fields of view, fixed sensor positions, and a coverage reward — that we evaluate here. The DSN coverage benchmark released with HiT-MAC (Xu et al., 2020) is the closest community benchmark, and it is the basis of our environment implementation.</w:t>
+      </w:r>
+    </w:p>
+    <w:p>
+      <w:pPr>
+        <w:spacing w:after="120" w:line="300"/>
+        <w:jc w:val="both"/>
+      </w:pPr>
+      <w:r>
+        <w:rPr>
+          <w:rFonts w:ascii="Times New Roman" w:cs="Times New Roman" w:eastAsia="Times New Roman" w:hAnsi="Times New Roman"/>
+          <w:b w:val="false"/>
+          <w:bCs w:val="false"/>
+          <w:i w:val="false"/>
+          <w:iCs w:val="false"/>
+          <w:sz w:val="22"/>
+          <w:szCs w:val="22"/>
+        </w:rPr>
+        <w:t xml:space="preserve">A3C-style asynchronous training (Mnih et al., 2016) underlies the HiT-MAC executor and is well known to be susceptible to shared-memory race conditions: multiple workers writing gradients to a single shared network can occasionally produce policy collapses (Mnih et al., 2016; Williams &amp; Peng, 1991). The failure mode we observe on one HiT-MAC seed in §6.3 is consistent with this literature. Standard mitigations include increased entropy regularisation (Williams &amp; Peng, 1991), per-worker gradient clipping (Pascanu et al., 2013), and switching to synchronous A2C-style updates (Mnih et al., 2016).</w:t>
+      </w:r>
+    </w:p>
+    <w:p>
+      <w:pPr>
+        <w:pStyle w:val="Heading2"/>
+        <w:spacing w:after="120" w:before="240"/>
+      </w:pPr>
+      <w:r>
+        <w:rPr>
+          <w:rFonts w:ascii="Times New Roman" w:cs="Times New Roman" w:eastAsia="Times New Roman" w:hAnsi="Times New Roman"/>
+          <w:b/>
+          <w:bCs/>
+          <w:sz w:val="26"/>
+          <w:szCs w:val="26"/>
+        </w:rPr>
+        <w:t xml:space="preserve">2.4 Scope of this report</w:t>
+      </w:r>
+    </w:p>
+    <w:p>
+      <w:pPr>
+        <w:spacing w:after="120" w:line="300"/>
+        <w:jc w:val="both"/>
+      </w:pPr>
+      <w:r>
+        <w:rPr>
+          <w:rFonts w:ascii="Times New Roman" w:cs="Times New Roman" w:eastAsia="Times New Roman" w:hAnsi="Times New Roman"/>
+          <w:b w:val="false"/>
+          <w:bCs w:val="false"/>
+          <w:i w:val="false"/>
+          <w:iCs w:val="false"/>
+          <w:sz w:val="22"/>
+          <w:szCs w:val="22"/>
+        </w:rPr>
+        <w:t xml:space="preserve">Compared with the works above, this report is empirical and comparative rather than algorithmic. We do not propose a new MARL method, a new mixer, or a new training rule. Both NA²Q and HiT-MAC are used through their public reference implementations (Liu, 2023; Xu, 2020) with two kinds of changes only: (i) hyper-parameter adjustments — number of training episodes, chunk length, ε-decay schedule for NA²Q on Scenario 1, and worker count for HiT-MAC — chosen so that each method completes in a few GPU-hours on our hardware, and (ii) interface adaptations that route the shared observation, action, and reward interface defined in §3 to the two algorithms’ networks without modifying the algorithmic core (mixer, hyper-network, attention, A3C update rule). Concrete values are listed in §4 and §5.</w:t>
       </w:r>
     </w:p>
     <w:p>
@@ -4934,7 +4998,7 @@
           <w:sz w:val="22"/>
           <w:szCs w:val="22"/>
         </w:rPr>
-        <w:t xml:space="preserve">Ha, D., Dai, A., &amp; Le, Q. V. (2017). </w:t>
+        <w:t xml:space="preserve">Han, X., Cao, X., Lloyd, E. L., &amp; Shen, C.-C. (2010). </w:t>
       </w:r>
       <w:r>
         <w:rPr>
@@ -4946,37 +5010,37 @@
           <w:sz w:val="22"/>
           <w:szCs w:val="22"/>
         </w:rPr>
-        <w:t xml:space="preserve">HyperNetworks. </w:t>
-      </w:r>
-      <w:r>
-        <w:rPr>
-          <w:rFonts w:ascii="Times New Roman" w:cs="Times New Roman" w:eastAsia="Times New Roman" w:hAnsi="Times New Roman"/>
-          <w:b w:val="false"/>
-          <w:bCs w:val="false"/>
-          <w:i w:val="false"/>
-          <w:iCs w:val="false"/>
-          <w:sz w:val="22"/>
-          <w:szCs w:val="22"/>
-        </w:rPr>
-        <w:t xml:space="preserve">International Conference on Learning Representations (ICLR). arXiv:1609.09106.</w:t>
-      </w:r>
-    </w:p>
-    <w:p>
-      <w:pPr>
-        <w:spacing w:after="120" w:line="300"/>
-        <w:jc w:val="both"/>
-      </w:pPr>
-      <w:r>
-        <w:rPr>
-          <w:rFonts w:ascii="Times New Roman" w:cs="Times New Roman" w:eastAsia="Times New Roman" w:hAnsi="Times New Roman"/>
-          <w:b w:val="false"/>
-          <w:bCs w:val="false"/>
-          <w:i w:val="false"/>
-          <w:iCs w:val="false"/>
-          <w:sz w:val="22"/>
-          <w:szCs w:val="22"/>
-        </w:rPr>
-        <w:t xml:space="preserve">Henderson, P., Islam, R., Bachman, P., Pineau, J., Precup, D., &amp; Meger, D. (2018). </w:t>
+        <w:t xml:space="preserve">Deploying directional sensor networks with guaranteed connectivity and coverage. </w:t>
+      </w:r>
+      <w:r>
+        <w:rPr>
+          <w:rFonts w:ascii="Times New Roman" w:cs="Times New Roman" w:eastAsia="Times New Roman" w:hAnsi="Times New Roman"/>
+          <w:b w:val="false"/>
+          <w:bCs w:val="false"/>
+          <w:i w:val="false"/>
+          <w:iCs w:val="false"/>
+          <w:sz w:val="22"/>
+          <w:szCs w:val="22"/>
+        </w:rPr>
+        <w:t xml:space="preserve">IEEE Transactions on Mobile Computing, 9(9), 1216–1228.</w:t>
+      </w:r>
+    </w:p>
+    <w:p>
+      <w:pPr>
+        <w:spacing w:after="120" w:line="300"/>
+        <w:jc w:val="both"/>
+      </w:pPr>
+      <w:r>
+        <w:rPr>
+          <w:rFonts w:ascii="Times New Roman" w:cs="Times New Roman" w:eastAsia="Times New Roman" w:hAnsi="Times New Roman"/>
+          <w:b w:val="false"/>
+          <w:bCs w:val="false"/>
+          <w:i w:val="false"/>
+          <w:iCs w:val="false"/>
+          <w:sz w:val="22"/>
+          <w:szCs w:val="22"/>
+        </w:rPr>
+        <w:t xml:space="preserve">Ha, D., Dai, A., &amp; Le, Q. V. (2017). </w:t>
       </w:r>
       <w:r>
         <w:rPr>
@@ -4988,37 +5052,37 @@
           <w:sz w:val="22"/>
           <w:szCs w:val="22"/>
         </w:rPr>
-        <w:t xml:space="preserve">Deep Reinforcement Learning that Matters. </w:t>
-      </w:r>
-      <w:r>
-        <w:rPr>
-          <w:rFonts w:ascii="Times New Roman" w:cs="Times New Roman" w:eastAsia="Times New Roman" w:hAnsi="Times New Roman"/>
-          <w:b w:val="false"/>
-          <w:bCs w:val="false"/>
-          <w:i w:val="false"/>
-          <w:iCs w:val="false"/>
-          <w:sz w:val="22"/>
-          <w:szCs w:val="22"/>
-        </w:rPr>
-        <w:t xml:space="preserve">Proceedings of the 32nd AAAI Conference on Artificial Intelligence.</w:t>
-      </w:r>
-    </w:p>
-    <w:p>
-      <w:pPr>
-        <w:spacing w:after="120" w:line="300"/>
-        <w:jc w:val="both"/>
-      </w:pPr>
-      <w:r>
-        <w:rPr>
-          <w:rFonts w:ascii="Times New Roman" w:cs="Times New Roman" w:eastAsia="Times New Roman" w:hAnsi="Times New Roman"/>
-          <w:b w:val="false"/>
-          <w:bCs w:val="false"/>
-          <w:i w:val="false"/>
-          <w:iCs w:val="false"/>
-          <w:sz w:val="22"/>
-          <w:szCs w:val="22"/>
-        </w:rPr>
-        <w:t xml:space="preserve">Kuhn, H. W. (1955). </w:t>
+        <w:t xml:space="preserve">HyperNetworks. </w:t>
+      </w:r>
+      <w:r>
+        <w:rPr>
+          <w:rFonts w:ascii="Times New Roman" w:cs="Times New Roman" w:eastAsia="Times New Roman" w:hAnsi="Times New Roman"/>
+          <w:b w:val="false"/>
+          <w:bCs w:val="false"/>
+          <w:i w:val="false"/>
+          <w:iCs w:val="false"/>
+          <w:sz w:val="22"/>
+          <w:szCs w:val="22"/>
+        </w:rPr>
+        <w:t xml:space="preserve">International Conference on Learning Representations (ICLR). arXiv:1609.09106.</w:t>
+      </w:r>
+    </w:p>
+    <w:p>
+      <w:pPr>
+        <w:spacing w:after="120" w:line="300"/>
+        <w:jc w:val="both"/>
+      </w:pPr>
+      <w:r>
+        <w:rPr>
+          <w:rFonts w:ascii="Times New Roman" w:cs="Times New Roman" w:eastAsia="Times New Roman" w:hAnsi="Times New Roman"/>
+          <w:b w:val="false"/>
+          <w:bCs w:val="false"/>
+          <w:i w:val="false"/>
+          <w:iCs w:val="false"/>
+          <w:sz w:val="22"/>
+          <w:szCs w:val="22"/>
+        </w:rPr>
+        <w:t xml:space="preserve">Henderson, P., Islam, R., Bachman, P., Pineau, J., Precup, D., &amp; Meger, D. (2018). </w:t>
       </w:r>
       <w:r>
         <w:rPr>
@@ -5030,37 +5094,37 @@
           <w:sz w:val="22"/>
           <w:szCs w:val="22"/>
         </w:rPr>
-        <w:t xml:space="preserve">The Hungarian Method for the Assignment Problem. </w:t>
-      </w:r>
-      <w:r>
-        <w:rPr>
-          <w:rFonts w:ascii="Times New Roman" w:cs="Times New Roman" w:eastAsia="Times New Roman" w:hAnsi="Times New Roman"/>
-          <w:b w:val="false"/>
-          <w:bCs w:val="false"/>
-          <w:i w:val="false"/>
-          <w:iCs w:val="false"/>
-          <w:sz w:val="22"/>
-          <w:szCs w:val="22"/>
-        </w:rPr>
-        <w:t xml:space="preserve">Naval Research Logistics Quarterly, 2(1–2), 83–97.</w:t>
-      </w:r>
-    </w:p>
-    <w:p>
-      <w:pPr>
-        <w:spacing w:after="120" w:line="300"/>
-        <w:jc w:val="both"/>
-      </w:pPr>
-      <w:r>
-        <w:rPr>
-          <w:rFonts w:ascii="Times New Roman" w:cs="Times New Roman" w:eastAsia="Times New Roman" w:hAnsi="Times New Roman"/>
-          <w:b w:val="false"/>
-          <w:bCs w:val="false"/>
-          <w:i w:val="false"/>
-          <w:iCs w:val="false"/>
-          <w:sz w:val="22"/>
-          <w:szCs w:val="22"/>
-        </w:rPr>
-        <w:t xml:space="preserve">Liu, Z., Zhu, Y., &amp; Chen, C. (2023). </w:t>
+        <w:t xml:space="preserve">Deep Reinforcement Learning that Matters. </w:t>
+      </w:r>
+      <w:r>
+        <w:rPr>
+          <w:rFonts w:ascii="Times New Roman" w:cs="Times New Roman" w:eastAsia="Times New Roman" w:hAnsi="Times New Roman"/>
+          <w:b w:val="false"/>
+          <w:bCs w:val="false"/>
+          <w:i w:val="false"/>
+          <w:iCs w:val="false"/>
+          <w:sz w:val="22"/>
+          <w:szCs w:val="22"/>
+        </w:rPr>
+        <w:t xml:space="preserve">Proceedings of the 32nd AAAI Conference on Artificial Intelligence.</w:t>
+      </w:r>
+    </w:p>
+    <w:p>
+      <w:pPr>
+        <w:spacing w:after="120" w:line="300"/>
+        <w:jc w:val="both"/>
+      </w:pPr>
+      <w:r>
+        <w:rPr>
+          <w:rFonts w:ascii="Times New Roman" w:cs="Times New Roman" w:eastAsia="Times New Roman" w:hAnsi="Times New Roman"/>
+          <w:b w:val="false"/>
+          <w:bCs w:val="false"/>
+          <w:i w:val="false"/>
+          <w:iCs w:val="false"/>
+          <w:sz w:val="22"/>
+          <w:szCs w:val="22"/>
+        </w:rPr>
+        <w:t xml:space="preserve">Kuhn, H. W. (1955). </w:t>
       </w:r>
       <w:r>
         <w:rPr>
@@ -5072,37 +5136,37 @@
           <w:sz w:val="22"/>
           <w:szCs w:val="22"/>
         </w:rPr>
-        <w:t xml:space="preserve">NA²Q: Neural Attention Additive Model for Interpretable Multi-Agent Q-Learning. </w:t>
-      </w:r>
-      <w:r>
-        <w:rPr>
-          <w:rFonts w:ascii="Times New Roman" w:cs="Times New Roman" w:eastAsia="Times New Roman" w:hAnsi="Times New Roman"/>
-          <w:b w:val="false"/>
-          <w:bCs w:val="false"/>
-          <w:i w:val="false"/>
-          <w:iCs w:val="false"/>
-          <w:sz w:val="22"/>
-          <w:szCs w:val="22"/>
-        </w:rPr>
-        <w:t xml:space="preserve">Proceedings of the 40th International Conference on Machine Learning (ICML).</w:t>
-      </w:r>
-    </w:p>
-    <w:p>
-      <w:pPr>
-        <w:spacing w:after="120" w:line="300"/>
-        <w:jc w:val="both"/>
-      </w:pPr>
-      <w:r>
-        <w:rPr>
-          <w:rFonts w:ascii="Times New Roman" w:cs="Times New Roman" w:eastAsia="Times New Roman" w:hAnsi="Times New Roman"/>
-          <w:b w:val="false"/>
-          <w:bCs w:val="false"/>
-          <w:i w:val="false"/>
-          <w:iCs w:val="false"/>
-          <w:sz w:val="22"/>
-          <w:szCs w:val="22"/>
-        </w:rPr>
-        <w:t xml:space="preserve">Liu, Z. (2023). </w:t>
+        <w:t xml:space="preserve">The Hungarian Method for the Assignment Problem. </w:t>
+      </w:r>
+      <w:r>
+        <w:rPr>
+          <w:rFonts w:ascii="Times New Roman" w:cs="Times New Roman" w:eastAsia="Times New Roman" w:hAnsi="Times New Roman"/>
+          <w:b w:val="false"/>
+          <w:bCs w:val="false"/>
+          <w:i w:val="false"/>
+          <w:iCs w:val="false"/>
+          <w:sz w:val="22"/>
+          <w:szCs w:val="22"/>
+        </w:rPr>
+        <w:t xml:space="preserve">Naval Research Logistics Quarterly, 2(1–2), 83–97.</w:t>
+      </w:r>
+    </w:p>
+    <w:p>
+      <w:pPr>
+        <w:spacing w:after="120" w:line="300"/>
+        <w:jc w:val="both"/>
+      </w:pPr>
+      <w:r>
+        <w:rPr>
+          <w:rFonts w:ascii="Times New Roman" w:cs="Times New Roman" w:eastAsia="Times New Roman" w:hAnsi="Times New Roman"/>
+          <w:b w:val="false"/>
+          <w:bCs w:val="false"/>
+          <w:i w:val="false"/>
+          <w:iCs w:val="false"/>
+          <w:sz w:val="22"/>
+          <w:szCs w:val="22"/>
+        </w:rPr>
+        <w:t xml:space="preserve">Lowe, R., Wu, Y., Tamar, A., Harb, J., Abbeel, P., &amp; Mordatch, I. (2017). </w:t>
       </w:r>
       <w:r>
         <w:rPr>
@@ -5114,37 +5178,37 @@
           <w:sz w:val="22"/>
           <w:szCs w:val="22"/>
         </w:rPr>
-        <w:t xml:space="preserve">NA2Q: Official PyTorch implementation [GitHub repository]. </w:t>
-      </w:r>
-      <w:r>
-        <w:rPr>
-          <w:rFonts w:ascii="Times New Roman" w:cs="Times New Roman" w:eastAsia="Times New Roman" w:hAnsi="Times New Roman"/>
-          <w:b w:val="false"/>
-          <w:bCs w:val="false"/>
-          <w:i w:val="false"/>
-          <w:iCs w:val="false"/>
-          <w:sz w:val="22"/>
-          <w:szCs w:val="22"/>
-        </w:rPr>
-        <w:t xml:space="preserve">https://github.com/zichuan-liu/NA2Q</w:t>
-      </w:r>
-    </w:p>
-    <w:p>
-      <w:pPr>
-        <w:spacing w:after="120" w:line="300"/>
-        <w:jc w:val="both"/>
-      </w:pPr>
-      <w:r>
-        <w:rPr>
-          <w:rFonts w:ascii="Times New Roman" w:cs="Times New Roman" w:eastAsia="Times New Roman" w:hAnsi="Times New Roman"/>
-          <w:b w:val="false"/>
-          <w:bCs w:val="false"/>
-          <w:i w:val="false"/>
-          <w:iCs w:val="false"/>
-          <w:sz w:val="22"/>
-          <w:szCs w:val="22"/>
-        </w:rPr>
-        <w:t xml:space="preserve">Mnih, V., Kavukcuoglu, K., Silver, D., et al. (2015). </w:t>
+        <w:t xml:space="preserve">Multi-Agent Actor-Critic for Mixed Cooperative-Competitive Environments (MADDPG). </w:t>
+      </w:r>
+      <w:r>
+        <w:rPr>
+          <w:rFonts w:ascii="Times New Roman" w:cs="Times New Roman" w:eastAsia="Times New Roman" w:hAnsi="Times New Roman"/>
+          <w:b w:val="false"/>
+          <w:bCs w:val="false"/>
+          <w:i w:val="false"/>
+          <w:iCs w:val="false"/>
+          <w:sz w:val="22"/>
+          <w:szCs w:val="22"/>
+        </w:rPr>
+        <w:t xml:space="preserve">Advances in Neural Information Processing Systems (NeurIPS).</w:t>
+      </w:r>
+    </w:p>
+    <w:p>
+      <w:pPr>
+        <w:spacing w:after="120" w:line="300"/>
+        <w:jc w:val="both"/>
+      </w:pPr>
+      <w:r>
+        <w:rPr>
+          <w:rFonts w:ascii="Times New Roman" w:cs="Times New Roman" w:eastAsia="Times New Roman" w:hAnsi="Times New Roman"/>
+          <w:b w:val="false"/>
+          <w:bCs w:val="false"/>
+          <w:i w:val="false"/>
+          <w:iCs w:val="false"/>
+          <w:sz w:val="22"/>
+          <w:szCs w:val="22"/>
+        </w:rPr>
+        <w:t xml:space="preserve">Liu, Z., Zhu, Y., &amp; Chen, C. (2023). </w:t>
       </w:r>
       <w:r>
         <w:rPr>
@@ -5156,37 +5220,37 @@
           <w:sz w:val="22"/>
           <w:szCs w:val="22"/>
         </w:rPr>
-        <w:t xml:space="preserve">Human-level control through deep reinforcement learning. </w:t>
-      </w:r>
-      <w:r>
-        <w:rPr>
-          <w:rFonts w:ascii="Times New Roman" w:cs="Times New Roman" w:eastAsia="Times New Roman" w:hAnsi="Times New Roman"/>
-          <w:b w:val="false"/>
-          <w:bCs w:val="false"/>
-          <w:i w:val="false"/>
-          <w:iCs w:val="false"/>
-          <w:sz w:val="22"/>
-          <w:szCs w:val="22"/>
-        </w:rPr>
-        <w:t xml:space="preserve">Nature, 518(7540), 529–533.</w:t>
-      </w:r>
-    </w:p>
-    <w:p>
-      <w:pPr>
-        <w:spacing w:after="120" w:line="300"/>
-        <w:jc w:val="both"/>
-      </w:pPr>
-      <w:r>
-        <w:rPr>
-          <w:rFonts w:ascii="Times New Roman" w:cs="Times New Roman" w:eastAsia="Times New Roman" w:hAnsi="Times New Roman"/>
-          <w:b w:val="false"/>
-          <w:bCs w:val="false"/>
-          <w:i w:val="false"/>
-          <w:iCs w:val="false"/>
-          <w:sz w:val="22"/>
-          <w:szCs w:val="22"/>
-        </w:rPr>
-        <w:t xml:space="preserve">Mnih, V., Badia, A. P., Mirza, M., Graves, A., Lillicrap, T., Harley, T., Silver, D., &amp; Kavukcuoglu, K. (2016). </w:t>
+        <w:t xml:space="preserve">NA²Q: Neural Attention Additive Model for Interpretable Multi-Agent Q-Learning. </w:t>
+      </w:r>
+      <w:r>
+        <w:rPr>
+          <w:rFonts w:ascii="Times New Roman" w:cs="Times New Roman" w:eastAsia="Times New Roman" w:hAnsi="Times New Roman"/>
+          <w:b w:val="false"/>
+          <w:bCs w:val="false"/>
+          <w:i w:val="false"/>
+          <w:iCs w:val="false"/>
+          <w:sz w:val="22"/>
+          <w:szCs w:val="22"/>
+        </w:rPr>
+        <w:t xml:space="preserve">Proceedings of the 40th International Conference on Machine Learning (ICML).</w:t>
+      </w:r>
+    </w:p>
+    <w:p>
+      <w:pPr>
+        <w:spacing w:after="120" w:line="300"/>
+        <w:jc w:val="both"/>
+      </w:pPr>
+      <w:r>
+        <w:rPr>
+          <w:rFonts w:ascii="Times New Roman" w:cs="Times New Roman" w:eastAsia="Times New Roman" w:hAnsi="Times New Roman"/>
+          <w:b w:val="false"/>
+          <w:bCs w:val="false"/>
+          <w:i w:val="false"/>
+          <w:iCs w:val="false"/>
+          <w:sz w:val="22"/>
+          <w:szCs w:val="22"/>
+        </w:rPr>
+        <w:t xml:space="preserve">Liu, Z. (2023). </w:t>
       </w:r>
       <w:r>
         <w:rPr>
@@ -5198,37 +5262,37 @@
           <w:sz w:val="22"/>
           <w:szCs w:val="22"/>
         </w:rPr>
-        <w:t xml:space="preserve">Asynchronous Methods for Deep Reinforcement Learning. </w:t>
-      </w:r>
-      <w:r>
-        <w:rPr>
-          <w:rFonts w:ascii="Times New Roman" w:cs="Times New Roman" w:eastAsia="Times New Roman" w:hAnsi="Times New Roman"/>
-          <w:b w:val="false"/>
-          <w:bCs w:val="false"/>
-          <w:i w:val="false"/>
-          <w:iCs w:val="false"/>
-          <w:sz w:val="22"/>
-          <w:szCs w:val="22"/>
-        </w:rPr>
-        <w:t xml:space="preserve">Proceedings of the 33rd International Conference on Machine Learning (ICML).</w:t>
-      </w:r>
-    </w:p>
-    <w:p>
-      <w:pPr>
-        <w:spacing w:after="120" w:line="300"/>
-        <w:jc w:val="both"/>
-      </w:pPr>
-      <w:r>
-        <w:rPr>
-          <w:rFonts w:ascii="Times New Roman" w:cs="Times New Roman" w:eastAsia="Times New Roman" w:hAnsi="Times New Roman"/>
-          <w:b w:val="false"/>
-          <w:bCs w:val="false"/>
-          <w:i w:val="false"/>
-          <w:iCs w:val="false"/>
-          <w:sz w:val="22"/>
-          <w:szCs w:val="22"/>
-        </w:rPr>
-        <w:t xml:space="preserve">Papoudakis, G., Christianos, F., Schäfer, L., &amp; Albrecht, S. V. (2021). </w:t>
+        <w:t xml:space="preserve">NA2Q: Official PyTorch implementation [GitHub repository]. </w:t>
+      </w:r>
+      <w:r>
+        <w:rPr>
+          <w:rFonts w:ascii="Times New Roman" w:cs="Times New Roman" w:eastAsia="Times New Roman" w:hAnsi="Times New Roman"/>
+          <w:b w:val="false"/>
+          <w:bCs w:val="false"/>
+          <w:i w:val="false"/>
+          <w:iCs w:val="false"/>
+          <w:sz w:val="22"/>
+          <w:szCs w:val="22"/>
+        </w:rPr>
+        <w:t xml:space="preserve">https://github.com/zichuan-liu/NA2Q</w:t>
+      </w:r>
+    </w:p>
+    <w:p>
+      <w:pPr>
+        <w:spacing w:after="120" w:line="300"/>
+        <w:jc w:val="both"/>
+      </w:pPr>
+      <w:r>
+        <w:rPr>
+          <w:rFonts w:ascii="Times New Roman" w:cs="Times New Roman" w:eastAsia="Times New Roman" w:hAnsi="Times New Roman"/>
+          <w:b w:val="false"/>
+          <w:bCs w:val="false"/>
+          <w:i w:val="false"/>
+          <w:iCs w:val="false"/>
+          <w:sz w:val="22"/>
+          <w:szCs w:val="22"/>
+        </w:rPr>
+        <w:t xml:space="preserve">Mnih, V., Kavukcuoglu, K., Silver, D., et al. (2015). </w:t>
       </w:r>
       <w:r>
         <w:rPr>
@@ -5240,37 +5304,37 @@
           <w:sz w:val="22"/>
           <w:szCs w:val="22"/>
         </w:rPr>
-        <w:t xml:space="preserve">Benchmarking Multi-Agent Deep Reinforcement Learning Algorithms in Cooperative Tasks. </w:t>
-      </w:r>
-      <w:r>
-        <w:rPr>
-          <w:rFonts w:ascii="Times New Roman" w:cs="Times New Roman" w:eastAsia="Times New Roman" w:hAnsi="Times New Roman"/>
-          <w:b w:val="false"/>
-          <w:bCs w:val="false"/>
-          <w:i w:val="false"/>
-          <w:iCs w:val="false"/>
-          <w:sz w:val="22"/>
-          <w:szCs w:val="22"/>
-        </w:rPr>
-        <w:t xml:space="preserve">NeurIPS Datasets and Benchmarks Track. arXiv:2006.07869.</w:t>
-      </w:r>
-    </w:p>
-    <w:p>
-      <w:pPr>
-        <w:spacing w:after="120" w:line="300"/>
-        <w:jc w:val="both"/>
-      </w:pPr>
-      <w:r>
-        <w:rPr>
-          <w:rFonts w:ascii="Times New Roman" w:cs="Times New Roman" w:eastAsia="Times New Roman" w:hAnsi="Times New Roman"/>
-          <w:b w:val="false"/>
-          <w:bCs w:val="false"/>
-          <w:i w:val="false"/>
-          <w:iCs w:val="false"/>
-          <w:sz w:val="22"/>
-          <w:szCs w:val="22"/>
-        </w:rPr>
-        <w:t xml:space="preserve">Pascanu, R., Mikolov, T., &amp; Bengio, Y. (2013). </w:t>
+        <w:t xml:space="preserve">Human-level control through deep reinforcement learning. </w:t>
+      </w:r>
+      <w:r>
+        <w:rPr>
+          <w:rFonts w:ascii="Times New Roman" w:cs="Times New Roman" w:eastAsia="Times New Roman" w:hAnsi="Times New Roman"/>
+          <w:b w:val="false"/>
+          <w:bCs w:val="false"/>
+          <w:i w:val="false"/>
+          <w:iCs w:val="false"/>
+          <w:sz w:val="22"/>
+          <w:szCs w:val="22"/>
+        </w:rPr>
+        <w:t xml:space="preserve">Nature, 518(7540), 529–533.</w:t>
+      </w:r>
+    </w:p>
+    <w:p>
+      <w:pPr>
+        <w:spacing w:after="120" w:line="300"/>
+        <w:jc w:val="both"/>
+      </w:pPr>
+      <w:r>
+        <w:rPr>
+          <w:rFonts w:ascii="Times New Roman" w:cs="Times New Roman" w:eastAsia="Times New Roman" w:hAnsi="Times New Roman"/>
+          <w:b w:val="false"/>
+          <w:bCs w:val="false"/>
+          <w:i w:val="false"/>
+          <w:iCs w:val="false"/>
+          <w:sz w:val="22"/>
+          <w:szCs w:val="22"/>
+        </w:rPr>
+        <w:t xml:space="preserve">Mnih, V., Badia, A. P., Mirza, M., Graves, A., Lillicrap, T., Harley, T., Silver, D., &amp; Kavukcuoglu, K. (2016). </w:t>
       </w:r>
       <w:r>
         <w:rPr>
@@ -5282,37 +5346,37 @@
           <w:sz w:val="22"/>
           <w:szCs w:val="22"/>
         </w:rPr>
-        <w:t xml:space="preserve">On the difficulty of training recurrent neural networks. </w:t>
-      </w:r>
-      <w:r>
-        <w:rPr>
-          <w:rFonts w:ascii="Times New Roman" w:cs="Times New Roman" w:eastAsia="Times New Roman" w:hAnsi="Times New Roman"/>
-          <w:b w:val="false"/>
-          <w:bCs w:val="false"/>
-          <w:i w:val="false"/>
-          <w:iCs w:val="false"/>
-          <w:sz w:val="22"/>
-          <w:szCs w:val="22"/>
-        </w:rPr>
-        <w:t xml:space="preserve">Proceedings of the 30th International Conference on Machine Learning (ICML).</w:t>
-      </w:r>
-    </w:p>
-    <w:p>
-      <w:pPr>
-        <w:spacing w:after="120" w:line="300"/>
-        <w:jc w:val="both"/>
-      </w:pPr>
-      <w:r>
-        <w:rPr>
-          <w:rFonts w:ascii="Times New Roman" w:cs="Times New Roman" w:eastAsia="Times New Roman" w:hAnsi="Times New Roman"/>
-          <w:b w:val="false"/>
-          <w:bCs w:val="false"/>
-          <w:i w:val="false"/>
-          <w:iCs w:val="false"/>
-          <w:sz w:val="22"/>
-          <w:szCs w:val="22"/>
-        </w:rPr>
-        <w:t xml:space="preserve">Rashid, T., Samvelyan, M., Schroeder de Witt, C., Farquhar, G., Foerster, J., &amp; Whiteson, S. (2018). </w:t>
+        <w:t xml:space="preserve">Asynchronous Methods for Deep Reinforcement Learning. </w:t>
+      </w:r>
+      <w:r>
+        <w:rPr>
+          <w:rFonts w:ascii="Times New Roman" w:cs="Times New Roman" w:eastAsia="Times New Roman" w:hAnsi="Times New Roman"/>
+          <w:b w:val="false"/>
+          <w:bCs w:val="false"/>
+          <w:i w:val="false"/>
+          <w:iCs w:val="false"/>
+          <w:sz w:val="22"/>
+          <w:szCs w:val="22"/>
+        </w:rPr>
+        <w:t xml:space="preserve">Proceedings of the 33rd International Conference on Machine Learning (ICML).</w:t>
+      </w:r>
+    </w:p>
+    <w:p>
+      <w:pPr>
+        <w:spacing w:after="120" w:line="300"/>
+        <w:jc w:val="both"/>
+      </w:pPr>
+      <w:r>
+        <w:rPr>
+          <w:rFonts w:ascii="Times New Roman" w:cs="Times New Roman" w:eastAsia="Times New Roman" w:hAnsi="Times New Roman"/>
+          <w:b w:val="false"/>
+          <w:bCs w:val="false"/>
+          <w:i w:val="false"/>
+          <w:iCs w:val="false"/>
+          <w:sz w:val="22"/>
+          <w:szCs w:val="22"/>
+        </w:rPr>
+        <w:t xml:space="preserve">Papoudakis, G., Christianos, F., Schäfer, L., &amp; Albrecht, S. V. (2021). </w:t>
       </w:r>
       <w:r>
         <w:rPr>
@@ -5324,37 +5388,37 @@
           <w:sz w:val="22"/>
           <w:szCs w:val="22"/>
         </w:rPr>
-        <w:t xml:space="preserve">QMIX: Monotonic Value Function Factorisation for Deep Multi-Agent Reinforcement Learning. </w:t>
-      </w:r>
-      <w:r>
-        <w:rPr>
-          <w:rFonts w:ascii="Times New Roman" w:cs="Times New Roman" w:eastAsia="Times New Roman" w:hAnsi="Times New Roman"/>
-          <w:b w:val="false"/>
-          <w:bCs w:val="false"/>
-          <w:i w:val="false"/>
-          <w:iCs w:val="false"/>
-          <w:sz w:val="22"/>
-          <w:szCs w:val="22"/>
-        </w:rPr>
-        <w:t xml:space="preserve">Proceedings of the 35th International Conference on Machine Learning (ICML). arXiv:1803.11485.</w:t>
-      </w:r>
-    </w:p>
-    <w:p>
-      <w:pPr>
-        <w:spacing w:after="120" w:line="300"/>
-        <w:jc w:val="both"/>
-      </w:pPr>
-      <w:r>
-        <w:rPr>
-          <w:rFonts w:ascii="Times New Roman" w:cs="Times New Roman" w:eastAsia="Times New Roman" w:hAnsi="Times New Roman"/>
-          <w:b w:val="false"/>
-          <w:bCs w:val="false"/>
-          <w:i w:val="false"/>
-          <w:iCs w:val="false"/>
-          <w:sz w:val="22"/>
-          <w:szCs w:val="22"/>
-        </w:rPr>
-        <w:t xml:space="preserve">Samvelyan, M., Rashid, T., Schroeder de Witt, C., et al. (2019). </w:t>
+        <w:t xml:space="preserve">Benchmarking Multi-Agent Deep Reinforcement Learning Algorithms in Cooperative Tasks. </w:t>
+      </w:r>
+      <w:r>
+        <w:rPr>
+          <w:rFonts w:ascii="Times New Roman" w:cs="Times New Roman" w:eastAsia="Times New Roman" w:hAnsi="Times New Roman"/>
+          <w:b w:val="false"/>
+          <w:bCs w:val="false"/>
+          <w:i w:val="false"/>
+          <w:iCs w:val="false"/>
+          <w:sz w:val="22"/>
+          <w:szCs w:val="22"/>
+        </w:rPr>
+        <w:t xml:space="preserve">NeurIPS Datasets and Benchmarks Track. arXiv:2006.07869.</w:t>
+      </w:r>
+    </w:p>
+    <w:p>
+      <w:pPr>
+        <w:spacing w:after="120" w:line="300"/>
+        <w:jc w:val="both"/>
+      </w:pPr>
+      <w:r>
+        <w:rPr>
+          <w:rFonts w:ascii="Times New Roman" w:cs="Times New Roman" w:eastAsia="Times New Roman" w:hAnsi="Times New Roman"/>
+          <w:b w:val="false"/>
+          <w:bCs w:val="false"/>
+          <w:i w:val="false"/>
+          <w:iCs w:val="false"/>
+          <w:sz w:val="22"/>
+          <w:szCs w:val="22"/>
+        </w:rPr>
+        <w:t xml:space="preserve">Pascanu, R., Mikolov, T., &amp; Bengio, Y. (2013). </w:t>
       </w:r>
       <w:r>
         <w:rPr>
@@ -5366,37 +5430,37 @@
           <w:sz w:val="22"/>
           <w:szCs w:val="22"/>
         </w:rPr>
-        <w:t xml:space="preserve">The StarCraft Multi-Agent Challenge. </w:t>
-      </w:r>
-      <w:r>
-        <w:rPr>
-          <w:rFonts w:ascii="Times New Roman" w:cs="Times New Roman" w:eastAsia="Times New Roman" w:hAnsi="Times New Roman"/>
-          <w:b w:val="false"/>
-          <w:bCs w:val="false"/>
-          <w:i w:val="false"/>
-          <w:iCs w:val="false"/>
-          <w:sz w:val="22"/>
-          <w:szCs w:val="22"/>
-        </w:rPr>
-        <w:t xml:space="preserve">Proceedings of the 18th International Conference on Autonomous Agents and Multiagent Systems (AAMAS). arXiv:1902.04043.</w:t>
-      </w:r>
-    </w:p>
-    <w:p>
-      <w:pPr>
-        <w:spacing w:after="120" w:line="300"/>
-        <w:jc w:val="both"/>
-      </w:pPr>
-      <w:r>
-        <w:rPr>
-          <w:rFonts w:ascii="Times New Roman" w:cs="Times New Roman" w:eastAsia="Times New Roman" w:hAnsi="Times New Roman"/>
-          <w:b w:val="false"/>
-          <w:bCs w:val="false"/>
-          <w:i w:val="false"/>
-          <w:iCs w:val="false"/>
-          <w:sz w:val="22"/>
-          <w:szCs w:val="22"/>
-        </w:rPr>
-        <w:t xml:space="preserve">Shapley, L. S. (1953). </w:t>
+        <w:t xml:space="preserve">On the difficulty of training recurrent neural networks. </w:t>
+      </w:r>
+      <w:r>
+        <w:rPr>
+          <w:rFonts w:ascii="Times New Roman" w:cs="Times New Roman" w:eastAsia="Times New Roman" w:hAnsi="Times New Roman"/>
+          <w:b w:val="false"/>
+          <w:bCs w:val="false"/>
+          <w:i w:val="false"/>
+          <w:iCs w:val="false"/>
+          <w:sz w:val="22"/>
+          <w:szCs w:val="22"/>
+        </w:rPr>
+        <w:t xml:space="preserve">Proceedings of the 30th International Conference on Machine Learning (ICML).</w:t>
+      </w:r>
+    </w:p>
+    <w:p>
+      <w:pPr>
+        <w:spacing w:after="120" w:line="300"/>
+        <w:jc w:val="both"/>
+      </w:pPr>
+      <w:r>
+        <w:rPr>
+          <w:rFonts w:ascii="Times New Roman" w:cs="Times New Roman" w:eastAsia="Times New Roman" w:hAnsi="Times New Roman"/>
+          <w:b w:val="false"/>
+          <w:bCs w:val="false"/>
+          <w:i w:val="false"/>
+          <w:iCs w:val="false"/>
+          <w:sz w:val="22"/>
+          <w:szCs w:val="22"/>
+        </w:rPr>
+        <w:t xml:space="preserve">Rashid, T., Samvelyan, M., Schroeder de Witt, C., Farquhar, G., Foerster, J., &amp; Whiteson, S. (2018). </w:t>
       </w:r>
       <w:r>
         <w:rPr>
@@ -5408,37 +5472,37 @@
           <w:sz w:val="22"/>
           <w:szCs w:val="22"/>
         </w:rPr>
-        <w:t xml:space="preserve">A value for n-person games. </w:t>
-      </w:r>
-      <w:r>
-        <w:rPr>
-          <w:rFonts w:ascii="Times New Roman" w:cs="Times New Roman" w:eastAsia="Times New Roman" w:hAnsi="Times New Roman"/>
-          <w:b w:val="false"/>
-          <w:bCs w:val="false"/>
-          <w:i w:val="false"/>
-          <w:iCs w:val="false"/>
-          <w:sz w:val="22"/>
-          <w:szCs w:val="22"/>
-        </w:rPr>
-        <w:t xml:space="preserve">In Contributions to the Theory of Games (Vol. 2), Princeton University Press, 307–317.</w:t>
-      </w:r>
-    </w:p>
-    <w:p>
-      <w:pPr>
-        <w:spacing w:after="120" w:line="300"/>
-        <w:jc w:val="both"/>
-      </w:pPr>
-      <w:r>
-        <w:rPr>
-          <w:rFonts w:ascii="Times New Roman" w:cs="Times New Roman" w:eastAsia="Times New Roman" w:hAnsi="Times New Roman"/>
-          <w:b w:val="false"/>
-          <w:bCs w:val="false"/>
-          <w:i w:val="false"/>
-          <w:iCs w:val="false"/>
-          <w:sz w:val="22"/>
-          <w:szCs w:val="22"/>
-        </w:rPr>
-        <w:t xml:space="preserve">Sunehag, P., Lever, G., Gruslys, A., et al. (2018). </w:t>
+        <w:t xml:space="preserve">QMIX: Monotonic Value Function Factorisation for Deep Multi-Agent Reinforcement Learning. </w:t>
+      </w:r>
+      <w:r>
+        <w:rPr>
+          <w:rFonts w:ascii="Times New Roman" w:cs="Times New Roman" w:eastAsia="Times New Roman" w:hAnsi="Times New Roman"/>
+          <w:b w:val="false"/>
+          <w:bCs w:val="false"/>
+          <w:i w:val="false"/>
+          <w:iCs w:val="false"/>
+          <w:sz w:val="22"/>
+          <w:szCs w:val="22"/>
+        </w:rPr>
+        <w:t xml:space="preserve">Proceedings of the 35th International Conference on Machine Learning (ICML). arXiv:1803.11485.</w:t>
+      </w:r>
+    </w:p>
+    <w:p>
+      <w:pPr>
+        <w:spacing w:after="120" w:line="300"/>
+        <w:jc w:val="both"/>
+      </w:pPr>
+      <w:r>
+        <w:rPr>
+          <w:rFonts w:ascii="Times New Roman" w:cs="Times New Roman" w:eastAsia="Times New Roman" w:hAnsi="Times New Roman"/>
+          <w:b w:val="false"/>
+          <w:bCs w:val="false"/>
+          <w:i w:val="false"/>
+          <w:iCs w:val="false"/>
+          <w:sz w:val="22"/>
+          <w:szCs w:val="22"/>
+        </w:rPr>
+        <w:t xml:space="preserve">Samvelyan, M., Rashid, T., Schroeder de Witt, C., et al. (2019). </w:t>
       </w:r>
       <w:r>
         <w:rPr>
@@ -5450,37 +5514,37 @@
           <w:sz w:val="22"/>
           <w:szCs w:val="22"/>
         </w:rPr>
-        <w:t xml:space="preserve">Value-Decomposition Networks for Cooperative Multi-Agent Learning Based on Team Reward. </w:t>
-      </w:r>
-      <w:r>
-        <w:rPr>
-          <w:rFonts w:ascii="Times New Roman" w:cs="Times New Roman" w:eastAsia="Times New Roman" w:hAnsi="Times New Roman"/>
-          <w:b w:val="false"/>
-          <w:bCs w:val="false"/>
-          <w:i w:val="false"/>
-          <w:iCs w:val="false"/>
-          <w:sz w:val="22"/>
-          <w:szCs w:val="22"/>
-        </w:rPr>
-        <w:t xml:space="preserve">Proceedings of the 17th International Conference on Autonomous Agents and Multiagent Systems (AAMAS).</w:t>
-      </w:r>
-    </w:p>
-    <w:p>
-      <w:pPr>
-        <w:spacing w:after="120" w:line="300"/>
-        <w:jc w:val="both"/>
-      </w:pPr>
-      <w:r>
-        <w:rPr>
-          <w:rFonts w:ascii="Times New Roman" w:cs="Times New Roman" w:eastAsia="Times New Roman" w:hAnsi="Times New Roman"/>
-          <w:b w:val="false"/>
-          <w:bCs w:val="false"/>
-          <w:i w:val="false"/>
-          <w:iCs w:val="false"/>
-          <w:sz w:val="22"/>
-          <w:szCs w:val="22"/>
-        </w:rPr>
-        <w:t xml:space="preserve">Vaswani, A., Shazeer, N., Parmar, N., Uszkoreit, J., Jones, L., Gomez, A. N., Kaiser, Ł., &amp; Polosukhin, I. (2017). </w:t>
+        <w:t xml:space="preserve">The StarCraft Multi-Agent Challenge. </w:t>
+      </w:r>
+      <w:r>
+        <w:rPr>
+          <w:rFonts w:ascii="Times New Roman" w:cs="Times New Roman" w:eastAsia="Times New Roman" w:hAnsi="Times New Roman"/>
+          <w:b w:val="false"/>
+          <w:bCs w:val="false"/>
+          <w:i w:val="false"/>
+          <w:iCs w:val="false"/>
+          <w:sz w:val="22"/>
+          <w:szCs w:val="22"/>
+        </w:rPr>
+        <w:t xml:space="preserve">Proceedings of the 18th International Conference on Autonomous Agents and Multiagent Systems (AAMAS). arXiv:1902.04043.</w:t>
+      </w:r>
+    </w:p>
+    <w:p>
+      <w:pPr>
+        <w:spacing w:after="120" w:line="300"/>
+        <w:jc w:val="both"/>
+      </w:pPr>
+      <w:r>
+        <w:rPr>
+          <w:rFonts w:ascii="Times New Roman" w:cs="Times New Roman" w:eastAsia="Times New Roman" w:hAnsi="Times New Roman"/>
+          <w:b w:val="false"/>
+          <w:bCs w:val="false"/>
+          <w:i w:val="false"/>
+          <w:iCs w:val="false"/>
+          <w:sz w:val="22"/>
+          <w:szCs w:val="22"/>
+        </w:rPr>
+        <w:t xml:space="preserve">Shapley, L. S. (1953). </w:t>
       </w:r>
       <w:r>
         <w:rPr>
@@ -5492,37 +5556,37 @@
           <w:sz w:val="22"/>
           <w:szCs w:val="22"/>
         </w:rPr>
-        <w:t xml:space="preserve">Attention Is All You Need. </w:t>
-      </w:r>
-      <w:r>
-        <w:rPr>
-          <w:rFonts w:ascii="Times New Roman" w:cs="Times New Roman" w:eastAsia="Times New Roman" w:hAnsi="Times New Roman"/>
-          <w:b w:val="false"/>
-          <w:bCs w:val="false"/>
-          <w:i w:val="false"/>
-          <w:iCs w:val="false"/>
-          <w:sz w:val="22"/>
-          <w:szCs w:val="22"/>
-        </w:rPr>
-        <w:t xml:space="preserve">Advances in Neural Information Processing Systems (NeurIPS).</w:t>
-      </w:r>
-    </w:p>
-    <w:p>
-      <w:pPr>
-        <w:spacing w:after="120" w:line="300"/>
-        <w:jc w:val="both"/>
-      </w:pPr>
-      <w:r>
-        <w:rPr>
-          <w:rFonts w:ascii="Times New Roman" w:cs="Times New Roman" w:eastAsia="Times New Roman" w:hAnsi="Times New Roman"/>
-          <w:b w:val="false"/>
-          <w:bCs w:val="false"/>
-          <w:i w:val="false"/>
-          <w:iCs w:val="false"/>
-          <w:sz w:val="22"/>
-          <w:szCs w:val="22"/>
-        </w:rPr>
-        <w:t xml:space="preserve">Wang, J., Ren, Z., Liu, T., Yu, Y., &amp; Zhang, C. (2021). </w:t>
+        <w:t xml:space="preserve">A value for n-person games. </w:t>
+      </w:r>
+      <w:r>
+        <w:rPr>
+          <w:rFonts w:ascii="Times New Roman" w:cs="Times New Roman" w:eastAsia="Times New Roman" w:hAnsi="Times New Roman"/>
+          <w:b w:val="false"/>
+          <w:bCs w:val="false"/>
+          <w:i w:val="false"/>
+          <w:iCs w:val="false"/>
+          <w:sz w:val="22"/>
+          <w:szCs w:val="22"/>
+        </w:rPr>
+        <w:t xml:space="preserve">In Contributions to the Theory of Games (Vol. 2), Princeton University Press, 307–317.</w:t>
+      </w:r>
+    </w:p>
+    <w:p>
+      <w:pPr>
+        <w:spacing w:after="120" w:line="300"/>
+        <w:jc w:val="both"/>
+      </w:pPr>
+      <w:r>
+        <w:rPr>
+          <w:rFonts w:ascii="Times New Roman" w:cs="Times New Roman" w:eastAsia="Times New Roman" w:hAnsi="Times New Roman"/>
+          <w:b w:val="false"/>
+          <w:bCs w:val="false"/>
+          <w:i w:val="false"/>
+          <w:iCs w:val="false"/>
+          <w:sz w:val="22"/>
+          <w:szCs w:val="22"/>
+        </w:rPr>
+        <w:t xml:space="preserve">Son, K., Kim, D., Kang, W. J., Hostallero, D. E., &amp; Yi, Y. (2019). </w:t>
       </w:r>
       <w:r>
         <w:rPr>
@@ -5534,37 +5598,37 @@
           <w:sz w:val="22"/>
           <w:szCs w:val="22"/>
         </w:rPr>
-        <w:t xml:space="preserve">QPLEX: Duplex Dueling Multi-Agent Q-Learning. </w:t>
-      </w:r>
-      <w:r>
-        <w:rPr>
-          <w:rFonts w:ascii="Times New Roman" w:cs="Times New Roman" w:eastAsia="Times New Roman" w:hAnsi="Times New Roman"/>
-          <w:b w:val="false"/>
-          <w:bCs w:val="false"/>
-          <w:i w:val="false"/>
-          <w:iCs w:val="false"/>
-          <w:sz w:val="22"/>
-          <w:szCs w:val="22"/>
-        </w:rPr>
-        <w:t xml:space="preserve">International Conference on Learning Representations (ICLR). arXiv:2008.01062.</w:t>
-      </w:r>
-    </w:p>
-    <w:p>
-      <w:pPr>
-        <w:spacing w:after="120" w:line="300"/>
-        <w:jc w:val="both"/>
-      </w:pPr>
-      <w:r>
-        <w:rPr>
-          <w:rFonts w:ascii="Times New Roman" w:cs="Times New Roman" w:eastAsia="Times New Roman" w:hAnsi="Times New Roman"/>
-          <w:b w:val="false"/>
-          <w:bCs w:val="false"/>
-          <w:i w:val="false"/>
-          <w:iCs w:val="false"/>
-          <w:sz w:val="22"/>
-          <w:szCs w:val="22"/>
-        </w:rPr>
-        <w:t xml:space="preserve">Williams, R. J., &amp; Peng, J. (1991). </w:t>
+        <w:t xml:space="preserve">QTRAN: Learning to Factorize with Transformation for Cooperative Multi-Agent Reinforcement Learning. </w:t>
+      </w:r>
+      <w:r>
+        <w:rPr>
+          <w:rFonts w:ascii="Times New Roman" w:cs="Times New Roman" w:eastAsia="Times New Roman" w:hAnsi="Times New Roman"/>
+          <w:b w:val="false"/>
+          <w:bCs w:val="false"/>
+          <w:i w:val="false"/>
+          <w:iCs w:val="false"/>
+          <w:sz w:val="22"/>
+          <w:szCs w:val="22"/>
+        </w:rPr>
+        <w:t xml:space="preserve">Proceedings of the 36th International Conference on Machine Learning (ICML).</w:t>
+      </w:r>
+    </w:p>
+    <w:p>
+      <w:pPr>
+        <w:spacing w:after="120" w:line="300"/>
+        <w:jc w:val="both"/>
+      </w:pPr>
+      <w:r>
+        <w:rPr>
+          <w:rFonts w:ascii="Times New Roman" w:cs="Times New Roman" w:eastAsia="Times New Roman" w:hAnsi="Times New Roman"/>
+          <w:b w:val="false"/>
+          <w:bCs w:val="false"/>
+          <w:i w:val="false"/>
+          <w:iCs w:val="false"/>
+          <w:sz w:val="22"/>
+          <w:szCs w:val="22"/>
+        </w:rPr>
+        <w:t xml:space="preserve">Sunehag, P., Lever, G., Gruslys, A., et al. (2018). </w:t>
       </w:r>
       <w:r>
         <w:rPr>
@@ -5576,37 +5640,37 @@
           <w:sz w:val="22"/>
           <w:szCs w:val="22"/>
         </w:rPr>
-        <w:t xml:space="preserve">Function optimisation using connectionist reinforcement learning algorithms. </w:t>
-      </w:r>
-      <w:r>
-        <w:rPr>
-          <w:rFonts w:ascii="Times New Roman" w:cs="Times New Roman" w:eastAsia="Times New Roman" w:hAnsi="Times New Roman"/>
-          <w:b w:val="false"/>
-          <w:bCs w:val="false"/>
-          <w:i w:val="false"/>
-          <w:iCs w:val="false"/>
-          <w:sz w:val="22"/>
-          <w:szCs w:val="22"/>
-        </w:rPr>
-        <w:t xml:space="preserve">Connection Science, 3(3), 241–268.</w:t>
-      </w:r>
-    </w:p>
-    <w:p>
-      <w:pPr>
-        <w:spacing w:after="120" w:line="300"/>
-        <w:jc w:val="both"/>
-      </w:pPr>
-      <w:r>
-        <w:rPr>
-          <w:rFonts w:ascii="Times New Roman" w:cs="Times New Roman" w:eastAsia="Times New Roman" w:hAnsi="Times New Roman"/>
-          <w:b w:val="false"/>
-          <w:bCs w:val="false"/>
-          <w:i w:val="false"/>
-          <w:iCs w:val="false"/>
-          <w:sz w:val="22"/>
-          <w:szCs w:val="22"/>
-        </w:rPr>
-        <w:t xml:space="preserve">Xu, J., Zhong, F., &amp; Wang, Y. (2020). </w:t>
+        <w:t xml:space="preserve">Value-Decomposition Networks for Cooperative Multi-Agent Learning Based on Team Reward. </w:t>
+      </w:r>
+      <w:r>
+        <w:rPr>
+          <w:rFonts w:ascii="Times New Roman" w:cs="Times New Roman" w:eastAsia="Times New Roman" w:hAnsi="Times New Roman"/>
+          <w:b w:val="false"/>
+          <w:bCs w:val="false"/>
+          <w:i w:val="false"/>
+          <w:iCs w:val="false"/>
+          <w:sz w:val="22"/>
+          <w:szCs w:val="22"/>
+        </w:rPr>
+        <w:t xml:space="preserve">Proceedings of the 17th International Conference on Autonomous Agents and Multiagent Systems (AAMAS).</w:t>
+      </w:r>
+    </w:p>
+    <w:p>
+      <w:pPr>
+        <w:spacing w:after="120" w:line="300"/>
+        <w:jc w:val="both"/>
+      </w:pPr>
+      <w:r>
+        <w:rPr>
+          <w:rFonts w:ascii="Times New Roman" w:cs="Times New Roman" w:eastAsia="Times New Roman" w:hAnsi="Times New Roman"/>
+          <w:b w:val="false"/>
+          <w:bCs w:val="false"/>
+          <w:i w:val="false"/>
+          <w:iCs w:val="false"/>
+          <w:sz w:val="22"/>
+          <w:szCs w:val="22"/>
+        </w:rPr>
+        <w:t xml:space="preserve">Tan, M. (1993). </w:t>
       </w:r>
       <w:r>
         <w:rPr>
@@ -5618,37 +5682,37 @@
           <w:sz w:val="22"/>
           <w:szCs w:val="22"/>
         </w:rPr>
-        <w:t xml:space="preserve">Learning Multi-Agent Coordination for Enhancing Target Coverage in Directional Sensor Networks. </w:t>
-      </w:r>
-      <w:r>
-        <w:rPr>
-          <w:rFonts w:ascii="Times New Roman" w:cs="Times New Roman" w:eastAsia="Times New Roman" w:hAnsi="Times New Roman"/>
-          <w:b w:val="false"/>
-          <w:bCs w:val="false"/>
-          <w:i w:val="false"/>
-          <w:iCs w:val="false"/>
-          <w:sz w:val="22"/>
-          <w:szCs w:val="22"/>
-        </w:rPr>
-        <w:t xml:space="preserve">Advances in Neural Information Processing Systems (NeurIPS). arXiv:2010.13110.</w:t>
-      </w:r>
-    </w:p>
-    <w:p>
-      <w:pPr>
-        <w:spacing w:after="120" w:line="300"/>
-        <w:jc w:val="both"/>
-      </w:pPr>
-      <w:r>
-        <w:rPr>
-          <w:rFonts w:ascii="Times New Roman" w:cs="Times New Roman" w:eastAsia="Times New Roman" w:hAnsi="Times New Roman"/>
-          <w:b w:val="false"/>
-          <w:bCs w:val="false"/>
-          <w:i w:val="false"/>
-          <w:iCs w:val="false"/>
-          <w:sz w:val="22"/>
-          <w:szCs w:val="22"/>
-        </w:rPr>
-        <w:t xml:space="preserve">Xu, J. (2020). </w:t>
+        <w:t xml:space="preserve">Multi-Agent Reinforcement Learning: Independent vs. Cooperative Agents. </w:t>
+      </w:r>
+      <w:r>
+        <w:rPr>
+          <w:rFonts w:ascii="Times New Roman" w:cs="Times New Roman" w:eastAsia="Times New Roman" w:hAnsi="Times New Roman"/>
+          <w:b w:val="false"/>
+          <w:bCs w:val="false"/>
+          <w:i w:val="false"/>
+          <w:iCs w:val="false"/>
+          <w:sz w:val="22"/>
+          <w:szCs w:val="22"/>
+        </w:rPr>
+        <w:t xml:space="preserve">Proceedings of the 10th International Conference on Machine Learning (ICML).</w:t>
+      </w:r>
+    </w:p>
+    <w:p>
+      <w:pPr>
+        <w:spacing w:after="120" w:line="300"/>
+        <w:jc w:val="both"/>
+      </w:pPr>
+      <w:r>
+        <w:rPr>
+          <w:rFonts w:ascii="Times New Roman" w:cs="Times New Roman" w:eastAsia="Times New Roman" w:hAnsi="Times New Roman"/>
+          <w:b w:val="false"/>
+          <w:bCs w:val="false"/>
+          <w:i w:val="false"/>
+          <w:iCs w:val="false"/>
+          <w:sz w:val="22"/>
+          <w:szCs w:val="22"/>
+        </w:rPr>
+        <w:t xml:space="preserve">Vaswani, A., Shazeer, N., Parmar, N., Uszkoreit, J., Jones, L., Gomez, A. N., Kaiser, Ł., &amp; Polosukhin, I. (2017). </w:t>
       </w:r>
       <w:r>
         <w:rPr>
@@ -5660,6 +5724,216 @@
           <w:sz w:val="22"/>
           <w:szCs w:val="22"/>
         </w:rPr>
+        <w:t xml:space="preserve">Attention Is All You Need. </w:t>
+      </w:r>
+      <w:r>
+        <w:rPr>
+          <w:rFonts w:ascii="Times New Roman" w:cs="Times New Roman" w:eastAsia="Times New Roman" w:hAnsi="Times New Roman"/>
+          <w:b w:val="false"/>
+          <w:bCs w:val="false"/>
+          <w:i w:val="false"/>
+          <w:iCs w:val="false"/>
+          <w:sz w:val="22"/>
+          <w:szCs w:val="22"/>
+        </w:rPr>
+        <w:t xml:space="preserve">Advances in Neural Information Processing Systems (NeurIPS).</w:t>
+      </w:r>
+    </w:p>
+    <w:p>
+      <w:pPr>
+        <w:spacing w:after="120" w:line="300"/>
+        <w:jc w:val="both"/>
+      </w:pPr>
+      <w:r>
+        <w:rPr>
+          <w:rFonts w:ascii="Times New Roman" w:cs="Times New Roman" w:eastAsia="Times New Roman" w:hAnsi="Times New Roman"/>
+          <w:b w:val="false"/>
+          <w:bCs w:val="false"/>
+          <w:i w:val="false"/>
+          <w:iCs w:val="false"/>
+          <w:sz w:val="22"/>
+          <w:szCs w:val="22"/>
+        </w:rPr>
+        <w:t xml:space="preserve">Wang, J., Ren, Z., Liu, T., Yu, Y., &amp; Zhang, C. (2021). </w:t>
+      </w:r>
+      <w:r>
+        <w:rPr>
+          <w:rFonts w:ascii="Times New Roman" w:cs="Times New Roman" w:eastAsia="Times New Roman" w:hAnsi="Times New Roman"/>
+          <w:b w:val="false"/>
+          <w:bCs w:val="false"/>
+          <w:i/>
+          <w:iCs/>
+          <w:sz w:val="22"/>
+          <w:szCs w:val="22"/>
+        </w:rPr>
+        <w:t xml:space="preserve">QPLEX: Duplex Dueling Multi-Agent Q-Learning. </w:t>
+      </w:r>
+      <w:r>
+        <w:rPr>
+          <w:rFonts w:ascii="Times New Roman" w:cs="Times New Roman" w:eastAsia="Times New Roman" w:hAnsi="Times New Roman"/>
+          <w:b w:val="false"/>
+          <w:bCs w:val="false"/>
+          <w:i w:val="false"/>
+          <w:iCs w:val="false"/>
+          <w:sz w:val="22"/>
+          <w:szCs w:val="22"/>
+        </w:rPr>
+        <w:t xml:space="preserve">International Conference on Learning Representations (ICLR). arXiv:2008.01062.</w:t>
+      </w:r>
+    </w:p>
+    <w:p>
+      <w:pPr>
+        <w:spacing w:after="120" w:line="300"/>
+        <w:jc w:val="both"/>
+      </w:pPr>
+      <w:r>
+        <w:rPr>
+          <w:rFonts w:ascii="Times New Roman" w:cs="Times New Roman" w:eastAsia="Times New Roman" w:hAnsi="Times New Roman"/>
+          <w:b w:val="false"/>
+          <w:bCs w:val="false"/>
+          <w:i w:val="false"/>
+          <w:iCs w:val="false"/>
+          <w:sz w:val="22"/>
+          <w:szCs w:val="22"/>
+        </w:rPr>
+        <w:t xml:space="preserve">Wang, J., Zhang, Y., Kim, T.-K., &amp; Gu, Y. (2020). </w:t>
+      </w:r>
+      <w:r>
+        <w:rPr>
+          <w:rFonts w:ascii="Times New Roman" w:cs="Times New Roman" w:eastAsia="Times New Roman" w:hAnsi="Times New Roman"/>
+          <w:b w:val="false"/>
+          <w:bCs w:val="false"/>
+          <w:i/>
+          <w:iCs/>
+          <w:sz w:val="22"/>
+          <w:szCs w:val="22"/>
+        </w:rPr>
+        <w:t xml:space="preserve">Shapley Q-value: A Local Reward Approach to Solve Global Reward Games (SQDDPG). </w:t>
+      </w:r>
+      <w:r>
+        <w:rPr>
+          <w:rFonts w:ascii="Times New Roman" w:cs="Times New Roman" w:eastAsia="Times New Roman" w:hAnsi="Times New Roman"/>
+          <w:b w:val="false"/>
+          <w:bCs w:val="false"/>
+          <w:i w:val="false"/>
+          <w:iCs w:val="false"/>
+          <w:sz w:val="22"/>
+          <w:szCs w:val="22"/>
+        </w:rPr>
+        <w:t xml:space="preserve">Proceedings of the 34th AAAI Conference on Artificial Intelligence.</w:t>
+      </w:r>
+    </w:p>
+    <w:p>
+      <w:pPr>
+        <w:spacing w:after="120" w:line="300"/>
+        <w:jc w:val="both"/>
+      </w:pPr>
+      <w:r>
+        <w:rPr>
+          <w:rFonts w:ascii="Times New Roman" w:cs="Times New Roman" w:eastAsia="Times New Roman" w:hAnsi="Times New Roman"/>
+          <w:b w:val="false"/>
+          <w:bCs w:val="false"/>
+          <w:i w:val="false"/>
+          <w:iCs w:val="false"/>
+          <w:sz w:val="22"/>
+          <w:szCs w:val="22"/>
+        </w:rPr>
+        <w:t xml:space="preserve">Williams, R. J., &amp; Peng, J. (1991). </w:t>
+      </w:r>
+      <w:r>
+        <w:rPr>
+          <w:rFonts w:ascii="Times New Roman" w:cs="Times New Roman" w:eastAsia="Times New Roman" w:hAnsi="Times New Roman"/>
+          <w:b w:val="false"/>
+          <w:bCs w:val="false"/>
+          <w:i/>
+          <w:iCs/>
+          <w:sz w:val="22"/>
+          <w:szCs w:val="22"/>
+        </w:rPr>
+        <w:t xml:space="preserve">Function optimisation using connectionist reinforcement learning algorithms. </w:t>
+      </w:r>
+      <w:r>
+        <w:rPr>
+          <w:rFonts w:ascii="Times New Roman" w:cs="Times New Roman" w:eastAsia="Times New Roman" w:hAnsi="Times New Roman"/>
+          <w:b w:val="false"/>
+          <w:bCs w:val="false"/>
+          <w:i w:val="false"/>
+          <w:iCs w:val="false"/>
+          <w:sz w:val="22"/>
+          <w:szCs w:val="22"/>
+        </w:rPr>
+        <w:t xml:space="preserve">Connection Science, 3(3), 241–268.</w:t>
+      </w:r>
+    </w:p>
+    <w:p>
+      <w:pPr>
+        <w:spacing w:after="120" w:line="300"/>
+        <w:jc w:val="both"/>
+      </w:pPr>
+      <w:r>
+        <w:rPr>
+          <w:rFonts w:ascii="Times New Roman" w:cs="Times New Roman" w:eastAsia="Times New Roman" w:hAnsi="Times New Roman"/>
+          <w:b w:val="false"/>
+          <w:bCs w:val="false"/>
+          <w:i w:val="false"/>
+          <w:iCs w:val="false"/>
+          <w:sz w:val="22"/>
+          <w:szCs w:val="22"/>
+        </w:rPr>
+        <w:t xml:space="preserve">Xu, J., Zhong, F., &amp; Wang, Y. (2020). </w:t>
+      </w:r>
+      <w:r>
+        <w:rPr>
+          <w:rFonts w:ascii="Times New Roman" w:cs="Times New Roman" w:eastAsia="Times New Roman" w:hAnsi="Times New Roman"/>
+          <w:b w:val="false"/>
+          <w:bCs w:val="false"/>
+          <w:i/>
+          <w:iCs/>
+          <w:sz w:val="22"/>
+          <w:szCs w:val="22"/>
+        </w:rPr>
+        <w:t xml:space="preserve">Learning Multi-Agent Coordination for Enhancing Target Coverage in Directional Sensor Networks. </w:t>
+      </w:r>
+      <w:r>
+        <w:rPr>
+          <w:rFonts w:ascii="Times New Roman" w:cs="Times New Roman" w:eastAsia="Times New Roman" w:hAnsi="Times New Roman"/>
+          <w:b w:val="false"/>
+          <w:bCs w:val="false"/>
+          <w:i w:val="false"/>
+          <w:iCs w:val="false"/>
+          <w:sz w:val="22"/>
+          <w:szCs w:val="22"/>
+        </w:rPr>
+        <w:t xml:space="preserve">Advances in Neural Information Processing Systems (NeurIPS). arXiv:2010.13110.</w:t>
+      </w:r>
+    </w:p>
+    <w:p>
+      <w:pPr>
+        <w:spacing w:after="120" w:line="300"/>
+        <w:jc w:val="both"/>
+      </w:pPr>
+      <w:r>
+        <w:rPr>
+          <w:rFonts w:ascii="Times New Roman" w:cs="Times New Roman" w:eastAsia="Times New Roman" w:hAnsi="Times New Roman"/>
+          <w:b w:val="false"/>
+          <w:bCs w:val="false"/>
+          <w:i w:val="false"/>
+          <w:iCs w:val="false"/>
+          <w:sz w:val="22"/>
+          <w:szCs w:val="22"/>
+        </w:rPr>
+        <w:t xml:space="preserve">Xu, J. (2020). </w:t>
+      </w:r>
+      <w:r>
+        <w:rPr>
+          <w:rFonts w:ascii="Times New Roman" w:cs="Times New Roman" w:eastAsia="Times New Roman" w:hAnsi="Times New Roman"/>
+          <w:b w:val="false"/>
+          <w:bCs w:val="false"/>
+          <w:i/>
+          <w:iCs/>
+          <w:sz w:val="22"/>
+          <w:szCs w:val="22"/>
+        </w:rPr>
         <w:t xml:space="preserve">HiT-MAC: Official implementation [GitHub repository]. </w:t>
       </w:r>
       <w:r>
@@ -5673,6 +5947,90 @@
           <w:szCs w:val="22"/>
         </w:rPr>
         <w:t xml:space="preserve">https://github.com/XuJing1022/HiT-MAC</w:t>
+      </w:r>
+    </w:p>
+    <w:p>
+      <w:pPr>
+        <w:spacing w:after="120" w:line="300"/>
+        <w:jc w:val="both"/>
+      </w:pPr>
+      <w:r>
+        <w:rPr>
+          <w:rFonts w:ascii="Times New Roman" w:cs="Times New Roman" w:eastAsia="Times New Roman" w:hAnsi="Times New Roman"/>
+          <w:b w:val="false"/>
+          <w:bCs w:val="false"/>
+          <w:i w:val="false"/>
+          <w:iCs w:val="false"/>
+          <w:sz w:val="22"/>
+          <w:szCs w:val="22"/>
+        </w:rPr>
+        <w:t xml:space="preserve">Yarinezhad, R., &amp; Hashemi, S. N. (2020). </w:t>
+      </w:r>
+      <w:r>
+        <w:rPr>
+          <w:rFonts w:ascii="Times New Roman" w:cs="Times New Roman" w:eastAsia="Times New Roman" w:hAnsi="Times New Roman"/>
+          <w:b w:val="false"/>
+          <w:bCs w:val="false"/>
+          <w:i/>
+          <w:iCs/>
+          <w:sz w:val="22"/>
+          <w:szCs w:val="22"/>
+        </w:rPr>
+        <w:t xml:space="preserve">A particle-swarm-optimisation-based scheduling algorithm for target coverage in directional sensor networks. </w:t>
+      </w:r>
+      <w:r>
+        <w:rPr>
+          <w:rFonts w:ascii="Times New Roman" w:cs="Times New Roman" w:eastAsia="Times New Roman" w:hAnsi="Times New Roman"/>
+          <w:b w:val="false"/>
+          <w:bCs w:val="false"/>
+          <w:i w:val="false"/>
+          <w:iCs w:val="false"/>
+          <w:sz w:val="22"/>
+          <w:szCs w:val="22"/>
+        </w:rPr>
+        <w:t xml:space="preserve">Wireless Networks, 26(8), 6101–6116.</w:t>
+      </w:r>
+    </w:p>
+    <w:p>
+      <w:pPr>
+        <w:spacing w:after="120" w:line="300"/>
+        <w:jc w:val="both"/>
+      </w:pPr>
+      <w:r>
+        <w:rPr>
+          <w:rFonts w:ascii="Times New Roman" w:cs="Times New Roman" w:eastAsia="Times New Roman" w:hAnsi="Times New Roman"/>
+          <w:b w:val="false"/>
+          <w:bCs w:val="false"/>
+          <w:i w:val="false"/>
+          <w:iCs w:val="false"/>
+          <w:sz w:val="22"/>
+          <w:szCs w:val="22"/>
+        </w:rPr>
+        <w:t xml:space="preserve">Yu, C., Velu, A., Vinitsky, E., Wang, Y., Bayen, A., &amp; Wu, Y. (2022). </w:t>
+      </w:r>
+      <w:r>
+        <w:rPr>
+          <w:rFonts w:ascii="Times New Roman" w:cs="Times New Roman" w:eastAsia="Times New Roman" w:hAnsi="Times New Roman"/>
+          <w:b w:val="false"/>
+          <w:bCs w:val="false"/>
+          <w:i/>
+          <w:iCs/>
+          <w:sz w:val="22"/>
+          <w:szCs w:val="22"/>
+        </w:rPr>
+        <w:t xml:space="preserve">The Surprising Effectiveness of PPO in Cooperative Multi-Agent Games (MAPPO). </w:t>
+      </w:r>
+      <w:r>
+        <w:rPr>
+          <w:rFonts w:ascii="Times New Roman" w:cs="Times New Roman" w:eastAsia="Times New Roman" w:hAnsi="Times New Roman"/>
+          <w:b w:val="false"/>
+          <w:bCs w:val="false"/>
+          <w:i w:val="false"/>
+          <w:iCs w:val="false"/>
+          <w:sz w:val="22"/>
+          <w:szCs w:val="22"/>
+        </w:rPr>
+        <w:t xml:space="preserve">Advances in Neural Information Processing Systems (NeurIPS) Datasets and Benchmarks Track.</w:t>
       </w:r>
     </w:p>
     <w:sectPr>
